--- a/write_up/drafts/project_plan/project_plan_draft.docx
+++ b/write_up/drafts/project_plan/project_plan_draft.docx
@@ -49,23 +49,159 @@
         <w:t>This part validates different functional enrichment methods and software</w:t>
       </w:r>
       <w:r>
-        <w:t xml:space="preserve"> – could show results from each stage where each subsequent stage is a build-up in complexity. Then, compare this to publicly available software that perform all FE </w:t>
+        <w:t xml:space="preserve"> – could show results from each stage where each subsequent stage is a build-up in complexity. Then, compare this to publicly available software that perform all FE inter</w:t>
+      </w:r>
+      <w:r>
+        <w:t>n</w:t>
+      </w:r>
+      <w:r>
+        <w:t xml:space="preserve">ally e.g., </w:t>
       </w:r>
       <w:proofErr w:type="spellStart"/>
       <w:r>
-        <w:t>interally</w:t>
+        <w:t>miEAA</w:t>
       </w:r>
       <w:proofErr w:type="spellEnd"/>
       <w:r>
-        <w:t xml:space="preserve"> e.g., </w:t>
-      </w:r>
+        <w:t xml:space="preserve"> and TAM 2.0.</w:t>
+      </w:r>
+    </w:p>
+    <w:p>
+      <w:pPr>
+        <w:pStyle w:val="ListParagraph"/>
+        <w:numPr>
+          <w:ilvl w:val="1"/>
+          <w:numId w:val="3"/>
+        </w:numPr>
+      </w:pPr>
+      <w:r>
+        <w:t>Types of enrichment:</w:t>
+      </w:r>
+    </w:p>
+    <w:p>
+      <w:pPr>
+        <w:pStyle w:val="ListParagraph"/>
+        <w:numPr>
+          <w:ilvl w:val="0"/>
+          <w:numId w:val="4"/>
+        </w:numPr>
+      </w:pPr>
+      <w:r>
+        <w:t>GO</w:t>
+      </w:r>
+    </w:p>
+    <w:p>
+      <w:pPr>
+        <w:pStyle w:val="ListParagraph"/>
+        <w:numPr>
+          <w:ilvl w:val="0"/>
+          <w:numId w:val="4"/>
+        </w:numPr>
+      </w:pPr>
+      <w:r>
+        <w:t>KEGG</w:t>
+      </w:r>
+    </w:p>
+    <w:p>
+      <w:pPr>
+        <w:pStyle w:val="ListParagraph"/>
+        <w:numPr>
+          <w:ilvl w:val="0"/>
+          <w:numId w:val="4"/>
+        </w:numPr>
+      </w:pPr>
       <w:proofErr w:type="spellStart"/>
       <w:r>
-        <w:t>miEAA</w:t>
+        <w:t>Reactome</w:t>
       </w:r>
       <w:proofErr w:type="spellEnd"/>
-      <w:r>
-        <w:t xml:space="preserve"> and TAM 2.0.</w:t>
+    </w:p>
+    <w:p>
+      <w:pPr>
+        <w:pStyle w:val="ListParagraph"/>
+        <w:numPr>
+          <w:ilvl w:val="0"/>
+          <w:numId w:val="4"/>
+        </w:numPr>
+      </w:pPr>
+      <w:r>
+        <w:t>Network</w:t>
+      </w:r>
+    </w:p>
+    <w:p>
+      <w:pPr>
+        <w:pStyle w:val="ListParagraph"/>
+        <w:numPr>
+          <w:ilvl w:val="1"/>
+          <w:numId w:val="3"/>
+        </w:numPr>
+      </w:pPr>
+      <w:r>
+        <w:t>Can compare databases</w:t>
+      </w:r>
+    </w:p>
+    <w:p>
+      <w:pPr>
+        <w:pStyle w:val="ListParagraph"/>
+        <w:numPr>
+          <w:ilvl w:val="1"/>
+          <w:numId w:val="3"/>
+        </w:numPr>
+      </w:pPr>
+      <w:r>
+        <w:t xml:space="preserve">Can compare target genes validated through different methods (this is part of </w:t>
+      </w:r>
+      <w:proofErr w:type="spellStart"/>
+      <w:r>
+        <w:t>get_</w:t>
+      </w:r>
+      <w:proofErr w:type="gramStart"/>
+      <w:r>
+        <w:t>multimir</w:t>
+      </w:r>
+      <w:proofErr w:type="spellEnd"/>
+      <w:r>
+        <w:t>(</w:t>
+      </w:r>
+      <w:proofErr w:type="gramEnd"/>
+      <w:r>
+        <w:t>) command).</w:t>
+      </w:r>
+    </w:p>
+    <w:p>
+      <w:pPr>
+        <w:pStyle w:val="ListParagraph"/>
+        <w:numPr>
+          <w:ilvl w:val="1"/>
+          <w:numId w:val="3"/>
+        </w:numPr>
+      </w:pPr>
+      <w:r>
+        <w:t>Can test for top 10 instead of all 25</w:t>
+      </w:r>
+    </w:p>
+    <w:p>
+      <w:pPr>
+        <w:pStyle w:val="ListParagraph"/>
+        <w:numPr>
+          <w:ilvl w:val="1"/>
+          <w:numId w:val="3"/>
+        </w:numPr>
+      </w:pPr>
+      <w:r>
+        <w:t>Can test for only miRNAs that seem interesting/related</w:t>
+      </w:r>
+    </w:p>
+    <w:p>
+      <w:pPr>
+        <w:pStyle w:val="ListParagraph"/>
+        <w:numPr>
+          <w:ilvl w:val="1"/>
+          <w:numId w:val="3"/>
+        </w:numPr>
+      </w:pPr>
+      <w:r>
+        <w:t>Can show only enriched elements that are common between databases (and the opposite?)</w:t>
       </w:r>
     </w:p>
     <w:p>
@@ -107,6 +243,95 @@
 <file path=word/numbering.xml><?xml version="1.0" encoding="utf-8"?>
 <w:numbering xmlns:wpc="http://schemas.microsoft.com/office/word/2010/wordprocessingCanvas" xmlns:cx="http://schemas.microsoft.com/office/drawing/2014/chartex" xmlns:cx1="http://schemas.microsoft.com/office/drawing/2015/9/8/chartex" xmlns:cx2="http://schemas.microsoft.com/office/drawing/2015/10/21/chartex" xmlns:cx3="http://schemas.microsoft.com/office/drawing/2016/5/9/chartex" xmlns:cx4="http://schemas.microsoft.com/office/drawing/2016/5/10/chartex" xmlns:cx5="http://schemas.microsoft.com/office/drawing/2016/5/11/chartex" xmlns:cx6="http://schemas.microsoft.com/office/drawing/2016/5/12/chartex" xmlns:cx7="http://schemas.microsoft.com/office/drawing/2016/5/13/chartex" xmlns:cx8="http://schemas.microsoft.com/office/drawing/2016/5/14/chartex" xmlns:mc="http://schemas.openxmlformats.org/markup-compatibility/2006" xmlns:aink="http://schemas.microsoft.com/office/drawing/2016/ink" xmlns:am3d="http://schemas.microsoft.com/office/drawing/2017/model3d" xmlns:o="urn:schemas-microsoft-com:office:office" xmlns:oel="http://schemas.microsoft.com/office/2019/extlst" xmlns:r="http://schemas.openxmlformats.org/officeDocument/2006/relationships" xmlns:m="http://schemas.openxmlformats.org/officeDocument/2006/math" xmlns:v="urn:schemas-microsoft-com:vml" xmlns:wp14="http://schemas.microsoft.com/office/word/2010/wordprocessingDrawing" xmlns:wp="http://schemas.openxmlformats.org/drawingml/2006/wordprocessingDrawing" xmlns:w10="urn:schemas-microsoft-com:office:word" xmlns:w="http://schemas.openxmlformats.org/wordprocessingml/2006/main" xmlns:w14="http://schemas.microsoft.com/office/word/2010/wordml" xmlns:w15="http://schemas.microsoft.com/office/word/2012/wordml" xmlns:w16cex="http://schemas.microsoft.com/office/word/2018/wordml/cex" xmlns:w16cid="http://schemas.microsoft.com/office/word/2016/wordml/cid" xmlns:w16="http://schemas.microsoft.com/office/word/2018/wordml" xmlns:w16du="http://schemas.microsoft.com/office/word/2023/wordml/word16du" xmlns:w16sdtdh="http://schemas.microsoft.com/office/word/2020/wordml/sdtdatahash" xmlns:w16sdtfl="http://schemas.microsoft.com/office/word/2024/wordml/sdtformatlock" xmlns:w16se="http://schemas.microsoft.com/office/word/2015/wordml/symex" xmlns:wpg="http://schemas.microsoft.com/office/word/2010/wordprocessingGroup" xmlns:wpi="http://schemas.microsoft.com/office/word/2010/wordprocessingInk" xmlns:wne="http://schemas.microsoft.com/office/word/2006/wordml" xmlns:wps="http://schemas.microsoft.com/office/word/2010/wordprocessingShape" mc:Ignorable="w14 w15 w16se w16cid w16 w16cex w16sdtdh w16sdtfl w16du wp14">
   <w:abstractNum w:abstractNumId="0" w15:restartNumberingAfterBreak="0">
+    <w:nsid w:val="2BA16FF2"/>
+    <w:multiLevelType w:val="hybridMultilevel"/>
+    <w:tmpl w:val="5372A562"/>
+    <w:lvl w:ilvl="0" w:tplc="B164ED0A">
+      <w:start w:val="1"/>
+      <w:numFmt w:val="decimal"/>
+      <w:lvlText w:val="%1."/>
+      <w:lvlJc w:val="left"/>
+      <w:pPr>
+        <w:ind w:left="2520" w:hanging="360"/>
+      </w:pPr>
+      <w:rPr>
+        <w:rFonts w:hint="default"/>
+      </w:rPr>
+    </w:lvl>
+    <w:lvl w:ilvl="1" w:tplc="08090019" w:tentative="1">
+      <w:start w:val="1"/>
+      <w:numFmt w:val="lowerLetter"/>
+      <w:lvlText w:val="%2."/>
+      <w:lvlJc w:val="left"/>
+      <w:pPr>
+        <w:ind w:left="3240" w:hanging="360"/>
+      </w:pPr>
+    </w:lvl>
+    <w:lvl w:ilvl="2" w:tplc="0809001B" w:tentative="1">
+      <w:start w:val="1"/>
+      <w:numFmt w:val="lowerRoman"/>
+      <w:lvlText w:val="%3."/>
+      <w:lvlJc w:val="right"/>
+      <w:pPr>
+        <w:ind w:left="3960" w:hanging="180"/>
+      </w:pPr>
+    </w:lvl>
+    <w:lvl w:ilvl="3" w:tplc="0809000F" w:tentative="1">
+      <w:start w:val="1"/>
+      <w:numFmt w:val="decimal"/>
+      <w:lvlText w:val="%4."/>
+      <w:lvlJc w:val="left"/>
+      <w:pPr>
+        <w:ind w:left="4680" w:hanging="360"/>
+      </w:pPr>
+    </w:lvl>
+    <w:lvl w:ilvl="4" w:tplc="08090019" w:tentative="1">
+      <w:start w:val="1"/>
+      <w:numFmt w:val="lowerLetter"/>
+      <w:lvlText w:val="%5."/>
+      <w:lvlJc w:val="left"/>
+      <w:pPr>
+        <w:ind w:left="5400" w:hanging="360"/>
+      </w:pPr>
+    </w:lvl>
+    <w:lvl w:ilvl="5" w:tplc="0809001B" w:tentative="1">
+      <w:start w:val="1"/>
+      <w:numFmt w:val="lowerRoman"/>
+      <w:lvlText w:val="%6."/>
+      <w:lvlJc w:val="right"/>
+      <w:pPr>
+        <w:ind w:left="6120" w:hanging="180"/>
+      </w:pPr>
+    </w:lvl>
+    <w:lvl w:ilvl="6" w:tplc="0809000F" w:tentative="1">
+      <w:start w:val="1"/>
+      <w:numFmt w:val="decimal"/>
+      <w:lvlText w:val="%7."/>
+      <w:lvlJc w:val="left"/>
+      <w:pPr>
+        <w:ind w:left="6840" w:hanging="360"/>
+      </w:pPr>
+    </w:lvl>
+    <w:lvl w:ilvl="7" w:tplc="08090019" w:tentative="1">
+      <w:start w:val="1"/>
+      <w:numFmt w:val="lowerLetter"/>
+      <w:lvlText w:val="%8."/>
+      <w:lvlJc w:val="left"/>
+      <w:pPr>
+        <w:ind w:left="7560" w:hanging="360"/>
+      </w:pPr>
+    </w:lvl>
+    <w:lvl w:ilvl="8" w:tplc="0809001B" w:tentative="1">
+      <w:start w:val="1"/>
+      <w:numFmt w:val="lowerRoman"/>
+      <w:lvlText w:val="%9."/>
+      <w:lvlJc w:val="right"/>
+      <w:pPr>
+        <w:ind w:left="8280" w:hanging="180"/>
+      </w:pPr>
+    </w:lvl>
+  </w:abstractNum>
+  <w:abstractNum w:abstractNumId="1" w15:restartNumberingAfterBreak="0">
     <w:nsid w:val="5B692319"/>
     <w:multiLevelType w:val="hybridMultilevel"/>
     <w:tmpl w:val="74A6620A"/>
@@ -192,7 +417,7 @@
       </w:pPr>
     </w:lvl>
   </w:abstractNum>
-  <w:abstractNum w:abstractNumId="1" w15:restartNumberingAfterBreak="0">
+  <w:abstractNum w:abstractNumId="2" w15:restartNumberingAfterBreak="0">
     <w:nsid w:val="6E2E29D1"/>
     <w:multiLevelType w:val="hybridMultilevel"/>
     <w:tmpl w:val="C0287088"/>
@@ -208,7 +433,7 @@
         <w:rFonts w:ascii="Symbol" w:hAnsi="Symbol" w:hint="default"/>
       </w:rPr>
     </w:lvl>
-    <w:lvl w:ilvl="1" w:tplc="08090003" w:tentative="1">
+    <w:lvl w:ilvl="1" w:tplc="08090003">
       <w:start w:val="1"/>
       <w:numFmt w:val="bullet"/>
       <w:lvlText w:val="o"/>
@@ -220,7 +445,7 @@
         <w:rFonts w:ascii="Courier New" w:hAnsi="Courier New" w:cs="Courier New" w:hint="default"/>
       </w:rPr>
     </w:lvl>
-    <w:lvl w:ilvl="2" w:tplc="08090005" w:tentative="1">
+    <w:lvl w:ilvl="2" w:tplc="08090005">
       <w:start w:val="1"/>
       <w:numFmt w:val="bullet"/>
       <w:lvlText w:val=""/>
@@ -305,7 +530,7 @@
       </w:rPr>
     </w:lvl>
   </w:abstractNum>
-  <w:abstractNum w:abstractNumId="2" w15:restartNumberingAfterBreak="0">
+  <w:abstractNum w:abstractNumId="3" w15:restartNumberingAfterBreak="0">
     <w:nsid w:val="746A5C0A"/>
     <w:multiLevelType w:val="hybridMultilevel"/>
     <w:tmpl w:val="50DEA51A"/>
@@ -419,13 +644,16 @@
     </w:lvl>
   </w:abstractNum>
   <w:num w:numId="1" w16cid:durableId="853226515">
+    <w:abstractNumId w:val="3"/>
+  </w:num>
+  <w:num w:numId="2" w16cid:durableId="1255824392">
+    <w:abstractNumId w:val="1"/>
+  </w:num>
+  <w:num w:numId="3" w16cid:durableId="1715036522">
     <w:abstractNumId w:val="2"/>
   </w:num>
-  <w:num w:numId="2" w16cid:durableId="1255824392">
+  <w:num w:numId="4" w16cid:durableId="562760829">
     <w:abstractNumId w:val="0"/>
-  </w:num>
-  <w:num w:numId="3" w16cid:durableId="1715036522">
-    <w:abstractNumId w:val="1"/>
   </w:num>
 </w:numbering>
 </file>

--- a/write_up/drafts/project_plan/project_plan_draft.docx
+++ b/write_up/drafts/project_plan/project_plan_draft.docx
@@ -3,6 +3,9 @@
 <w:document xmlns:wpc="http://schemas.microsoft.com/office/word/2010/wordprocessingCanvas" xmlns:cx="http://schemas.microsoft.com/office/drawing/2014/chartex" xmlns:cx1="http://schemas.microsoft.com/office/drawing/2015/9/8/chartex" xmlns:cx2="http://schemas.microsoft.com/office/drawing/2015/10/21/chartex" xmlns:cx3="http://schemas.microsoft.com/office/drawing/2016/5/9/chartex" xmlns:cx4="http://schemas.microsoft.com/office/drawing/2016/5/10/chartex" xmlns:cx5="http://schemas.microsoft.com/office/drawing/2016/5/11/chartex" xmlns:cx6="http://schemas.microsoft.com/office/drawing/2016/5/12/chartex" xmlns:cx7="http://schemas.microsoft.com/office/drawing/2016/5/13/chartex" xmlns:cx8="http://schemas.microsoft.com/office/drawing/2016/5/14/chartex" xmlns:mc="http://schemas.openxmlformats.org/markup-compatibility/2006" xmlns:aink="http://schemas.microsoft.com/office/drawing/2016/ink" xmlns:am3d="http://schemas.microsoft.com/office/drawing/2017/model3d" xmlns:o="urn:schemas-microsoft-com:office:office" xmlns:oel="http://schemas.microsoft.com/office/2019/extlst" xmlns:r="http://schemas.openxmlformats.org/officeDocument/2006/relationships" xmlns:m="http://schemas.openxmlformats.org/officeDocument/2006/math" xmlns:v="urn:schemas-microsoft-com:vml" xmlns:wp14="http://schemas.microsoft.com/office/word/2010/wordprocessingDrawing" xmlns:wp="http://schemas.openxmlformats.org/drawingml/2006/wordprocessingDrawing" xmlns:w10="urn:schemas-microsoft-com:office:word" xmlns:w="http://schemas.openxmlformats.org/wordprocessingml/2006/main" xmlns:w14="http://schemas.microsoft.com/office/word/2010/wordml" xmlns:w15="http://schemas.microsoft.com/office/word/2012/wordml" xmlns:w16cex="http://schemas.microsoft.com/office/word/2018/wordml/cex" xmlns:w16cid="http://schemas.microsoft.com/office/word/2016/wordml/cid" xmlns:w16="http://schemas.microsoft.com/office/word/2018/wordml" xmlns:w16du="http://schemas.microsoft.com/office/word/2023/wordml/word16du" xmlns:w16sdtdh="http://schemas.microsoft.com/office/word/2020/wordml/sdtdatahash" xmlns:w16sdtfl="http://schemas.microsoft.com/office/word/2024/wordml/sdtformatlock" xmlns:w16se="http://schemas.microsoft.com/office/word/2015/wordml/symex" xmlns:wpg="http://schemas.microsoft.com/office/word/2010/wordprocessingGroup" xmlns:wpi="http://schemas.microsoft.com/office/word/2010/wordprocessingInk" xmlns:wne="http://schemas.microsoft.com/office/word/2006/wordml" xmlns:wps="http://schemas.microsoft.com/office/word/2010/wordprocessingShape" mc:Ignorable="w14 w15 w16se w16cid w16 w16cex w16sdtdh w16sdtfl w16du wp14">
   <w:body>
     <w:p>
+      <w:pPr>
+        <w:pStyle w:val="Heading1"/>
+      </w:pPr>
       <w:r>
         <w:t>Part 1 – Differential Expression</w:t>
       </w:r>
@@ -27,45 +30,6 @@
         <w:t>.</w:t>
       </w:r>
     </w:p>
-    <w:p/>
-    <w:p/>
-    <w:p/>
-    <w:p/>
-    <w:p/>
-    <w:p>
-      <w:r>
-        <w:t>Part 2 – Functional Enrichment</w:t>
-      </w:r>
-    </w:p>
-    <w:p>
-      <w:pPr>
-        <w:pStyle w:val="ListParagraph"/>
-        <w:numPr>
-          <w:ilvl w:val="0"/>
-          <w:numId w:val="3"/>
-        </w:numPr>
-      </w:pPr>
-      <w:r>
-        <w:t>This part validates different functional enrichment methods and software</w:t>
-      </w:r>
-      <w:r>
-        <w:t xml:space="preserve"> – could show results from each stage where each subsequent stage is a build-up in complexity. Then, compare this to publicly available software that perform all FE inter</w:t>
-      </w:r>
-      <w:r>
-        <w:t>n</w:t>
-      </w:r>
-      <w:r>
-        <w:t xml:space="preserve">ally e.g., </w:t>
-      </w:r>
-      <w:proofErr w:type="spellStart"/>
-      <w:r>
-        <w:t>miEAA</w:t>
-      </w:r>
-      <w:proofErr w:type="spellEnd"/>
-      <w:r>
-        <w:t xml:space="preserve"> and TAM 2.0.</w:t>
-      </w:r>
-    </w:p>
     <w:p>
       <w:pPr>
         <w:pStyle w:val="ListParagraph"/>
@@ -75,59 +39,250 @@
         </w:numPr>
       </w:pPr>
       <w:r>
-        <w:t>Types of enrichment:</w:t>
+        <w:t xml:space="preserve">Compares CJ </w:t>
+      </w:r>
+      <w:r>
+        <w:t>miRDeep2</w:t>
+      </w:r>
+      <w:r>
+        <w:t xml:space="preserve"> method to CJ Bowtie/</w:t>
+      </w:r>
+      <w:proofErr w:type="spellStart"/>
+      <w:r>
+        <w:t>FeatureCounts</w:t>
+      </w:r>
+      <w:proofErr w:type="spellEnd"/>
+      <w:r>
+        <w:t xml:space="preserve"> method.</w:t>
       </w:r>
     </w:p>
     <w:p>
       <w:pPr>
         <w:pStyle w:val="ListParagraph"/>
         <w:numPr>
-          <w:ilvl w:val="0"/>
-          <w:numId w:val="4"/>
+          <w:ilvl w:val="1"/>
+          <w:numId w:val="3"/>
         </w:numPr>
       </w:pPr>
       <w:r>
-        <w:t>GO</w:t>
+        <w:t xml:space="preserve">Compares all results to </w:t>
+      </w:r>
+      <w:proofErr w:type="spellStart"/>
+      <w:r>
+        <w:t>TamiRNA</w:t>
+      </w:r>
+      <w:proofErr w:type="spellEnd"/>
+      <w:r>
+        <w:t>.</w:t>
       </w:r>
     </w:p>
+    <w:p/>
+    <w:p/>
+    <w:p/>
     <w:p>
       <w:pPr>
-        <w:pStyle w:val="ListParagraph"/>
-        <w:numPr>
-          <w:ilvl w:val="0"/>
-          <w:numId w:val="4"/>
-        </w:numPr>
-      </w:pPr>
-      <w:r>
-        <w:t>KEGG</w:t>
+        <w:pStyle w:val="Heading1"/>
+      </w:pPr>
+      <w:r>
+        <w:t>Part 2 – Functional Enrichment</w:t>
       </w:r>
     </w:p>
-    <w:p>
-      <w:pPr>
-        <w:pStyle w:val="ListParagraph"/>
-        <w:numPr>
-          <w:ilvl w:val="0"/>
-          <w:numId w:val="4"/>
-        </w:numPr>
-      </w:pPr>
-      <w:proofErr w:type="spellStart"/>
-      <w:r>
-        <w:t>Reactome</w:t>
-      </w:r>
-      <w:proofErr w:type="spellEnd"/>
-    </w:p>
-    <w:p>
-      <w:pPr>
-        <w:pStyle w:val="ListParagraph"/>
-        <w:numPr>
-          <w:ilvl w:val="0"/>
-          <w:numId w:val="4"/>
-        </w:numPr>
-      </w:pPr>
-      <w:r>
-        <w:t>Network</w:t>
-      </w:r>
-    </w:p>
+    <w:tbl>
+      <w:tblPr>
+        <w:tblStyle w:val="TableGrid"/>
+        <w:tblW w:w="0" w:type="auto"/>
+        <w:tblLook w:val="04A0" w:firstRow="1" w:lastRow="0" w:firstColumn="1" w:lastColumn="0" w:noHBand="0" w:noVBand="1"/>
+      </w:tblPr>
+      <w:tblGrid>
+        <w:gridCol w:w="1129"/>
+        <w:gridCol w:w="7887"/>
+      </w:tblGrid>
+      <w:tr>
+        <w:tc>
+          <w:tcPr>
+            <w:tcW w:w="1129" w:type="dxa"/>
+          </w:tcPr>
+          <w:p>
+            <w:r>
+              <w:t>Part 1</w:t>
+            </w:r>
+          </w:p>
+        </w:tc>
+        <w:tc>
+          <w:tcPr>
+            <w:tcW w:w="7887" w:type="dxa"/>
+          </w:tcPr>
+          <w:p>
+            <w:pPr>
+              <w:pStyle w:val="ListParagraph"/>
+              <w:numPr>
+                <w:ilvl w:val="0"/>
+                <w:numId w:val="3"/>
+              </w:numPr>
+            </w:pPr>
+            <w:r>
+              <w:t>Indirect</w:t>
+            </w:r>
+          </w:p>
+          <w:p>
+            <w:pPr>
+              <w:pStyle w:val="ListParagraph"/>
+              <w:numPr>
+                <w:ilvl w:val="1"/>
+                <w:numId w:val="3"/>
+              </w:numPr>
+            </w:pPr>
+            <w:r>
+              <w:t>Mention target gene problem from `</w:t>
+            </w:r>
+            <w:proofErr w:type="spellStart"/>
+            <w:r>
+              <w:t>get_</w:t>
+            </w:r>
+            <w:proofErr w:type="gramStart"/>
+            <w:r>
+              <w:t>multimir</w:t>
+            </w:r>
+            <w:proofErr w:type="spellEnd"/>
+            <w:r>
+              <w:t>(</w:t>
+            </w:r>
+            <w:proofErr w:type="gramEnd"/>
+            <w:r>
+              <w:t>)`</w:t>
+            </w:r>
+          </w:p>
+          <w:p>
+            <w:pPr>
+              <w:pStyle w:val="ListParagraph"/>
+              <w:numPr>
+                <w:ilvl w:val="1"/>
+                <w:numId w:val="3"/>
+              </w:numPr>
+            </w:pPr>
+            <w:r>
+              <w:t>Pathway enrichment on</w:t>
+            </w:r>
+            <w:r>
+              <w:t xml:space="preserve"> </w:t>
+            </w:r>
+            <w:r>
+              <w:t xml:space="preserve">‘hub’ genes from </w:t>
+            </w:r>
+            <w:proofErr w:type="spellStart"/>
+            <w:r>
+              <w:t>miRNet</w:t>
+            </w:r>
+            <w:proofErr w:type="spellEnd"/>
+          </w:p>
+        </w:tc>
+      </w:tr>
+      <w:tr>
+        <w:tc>
+          <w:tcPr>
+            <w:tcW w:w="1129" w:type="dxa"/>
+          </w:tcPr>
+          <w:p>
+            <w:r>
+              <w:t>Part 2</w:t>
+            </w:r>
+          </w:p>
+        </w:tc>
+        <w:tc>
+          <w:tcPr>
+            <w:tcW w:w="7887" w:type="dxa"/>
+          </w:tcPr>
+          <w:p>
+            <w:pPr>
+              <w:pStyle w:val="ListParagraph"/>
+              <w:numPr>
+                <w:ilvl w:val="0"/>
+                <w:numId w:val="3"/>
+              </w:numPr>
+            </w:pPr>
+            <w:r>
+              <w:t>Direct</w:t>
+            </w:r>
+          </w:p>
+          <w:p>
+            <w:pPr>
+              <w:pStyle w:val="ListParagraph"/>
+              <w:numPr>
+                <w:ilvl w:val="1"/>
+                <w:numId w:val="3"/>
+              </w:numPr>
+            </w:pPr>
+            <w:r>
+              <w:t xml:space="preserve">ORA from </w:t>
+            </w:r>
+            <w:proofErr w:type="spellStart"/>
+            <w:r>
+              <w:t>miEAA</w:t>
+            </w:r>
+            <w:proofErr w:type="spellEnd"/>
+          </w:p>
+          <w:p>
+            <w:pPr>
+              <w:pStyle w:val="ListParagraph"/>
+              <w:numPr>
+                <w:ilvl w:val="1"/>
+                <w:numId w:val="3"/>
+              </w:numPr>
+            </w:pPr>
+            <w:r>
+              <w:t xml:space="preserve">(G)SEA from </w:t>
+            </w:r>
+            <w:proofErr w:type="spellStart"/>
+            <w:r>
+              <w:t>miEAA</w:t>
+            </w:r>
+            <w:proofErr w:type="spellEnd"/>
+          </w:p>
+        </w:tc>
+      </w:tr>
+      <w:tr>
+        <w:tc>
+          <w:tcPr>
+            <w:tcW w:w="1129" w:type="dxa"/>
+          </w:tcPr>
+          <w:p>
+            <w:r>
+              <w:t>Part 3</w:t>
+            </w:r>
+          </w:p>
+        </w:tc>
+        <w:tc>
+          <w:tcPr>
+            <w:tcW w:w="7887" w:type="dxa"/>
+          </w:tcPr>
+          <w:p>
+            <w:pPr>
+              <w:pStyle w:val="ListParagraph"/>
+              <w:numPr>
+                <w:ilvl w:val="0"/>
+                <w:numId w:val="3"/>
+              </w:numPr>
+            </w:pPr>
+            <w:r>
+              <w:t>Software</w:t>
+            </w:r>
+          </w:p>
+          <w:p>
+            <w:pPr>
+              <w:pStyle w:val="ListParagraph"/>
+              <w:numPr>
+                <w:ilvl w:val="1"/>
+                <w:numId w:val="3"/>
+              </w:numPr>
+            </w:pPr>
+            <w:r>
+              <w:t>Qiagen</w:t>
+            </w:r>
+          </w:p>
+        </w:tc>
+      </w:tr>
+    </w:tbl>
+    <w:p/>
     <w:p>
       <w:pPr>
         <w:pStyle w:val="ListParagraph"/>
@@ -420,7 +575,7 @@
   <w:abstractNum w:abstractNumId="2" w15:restartNumberingAfterBreak="0">
     <w:nsid w:val="6E2E29D1"/>
     <w:multiLevelType w:val="hybridMultilevel"/>
-    <w:tmpl w:val="C0287088"/>
+    <w:tmpl w:val="FDB6EB50"/>
     <w:lvl w:ilvl="0" w:tplc="08090001">
       <w:start w:val="1"/>
       <w:numFmt w:val="bullet"/>
@@ -1261,7 +1416,6 @@
   <w:style w:type="character" w:default="1" w:styleId="DefaultParagraphFont">
     <w:name w:val="Default Paragraph Font"/>
     <w:uiPriority w:val="1"/>
-    <w:semiHidden/>
     <w:unhideWhenUsed/>
   </w:style>
   <w:style w:type="table" w:default="1" w:styleId="TableNormal">
@@ -1609,6 +1763,73 @@
       <w:color w:val="96607D" w:themeColor="followedHyperlink"/>
       <w:u w:val="single"/>
     </w:rPr>
+  </w:style>
+  <w:style w:type="character" w:styleId="SubtleEmphasis">
+    <w:name w:val="Subtle Emphasis"/>
+    <w:basedOn w:val="DefaultParagraphFont"/>
+    <w:uiPriority w:val="19"/>
+    <w:qFormat/>
+    <w:rsid w:val="00681692"/>
+    <w:rPr>
+      <w:i/>
+      <w:iCs/>
+      <w:color w:val="404040" w:themeColor="text1" w:themeTint="BF"/>
+    </w:rPr>
+  </w:style>
+  <w:style w:type="character" w:styleId="BookTitle">
+    <w:name w:val="Book Title"/>
+    <w:basedOn w:val="DefaultParagraphFont"/>
+    <w:uiPriority w:val="33"/>
+    <w:qFormat/>
+    <w:rsid w:val="00681692"/>
+    <w:rPr>
+      <w:b/>
+      <w:bCs/>
+      <w:i/>
+      <w:iCs/>
+      <w:spacing w:val="5"/>
+    </w:rPr>
+  </w:style>
+  <w:style w:type="character" w:styleId="SubtleReference">
+    <w:name w:val="Subtle Reference"/>
+    <w:basedOn w:val="DefaultParagraphFont"/>
+    <w:uiPriority w:val="31"/>
+    <w:qFormat/>
+    <w:rsid w:val="00681692"/>
+    <w:rPr>
+      <w:smallCaps/>
+      <w:color w:val="5A5A5A" w:themeColor="text1" w:themeTint="A5"/>
+    </w:rPr>
+  </w:style>
+  <w:style w:type="character" w:styleId="Strong">
+    <w:name w:val="Strong"/>
+    <w:basedOn w:val="DefaultParagraphFont"/>
+    <w:uiPriority w:val="22"/>
+    <w:qFormat/>
+    <w:rsid w:val="00681692"/>
+    <w:rPr>
+      <w:b/>
+      <w:bCs/>
+    </w:rPr>
+  </w:style>
+  <w:style w:type="table" w:styleId="TableGrid">
+    <w:name w:val="Table Grid"/>
+    <w:basedOn w:val="TableNormal"/>
+    <w:uiPriority w:val="39"/>
+    <w:rsid w:val="00681692"/>
+    <w:pPr>
+      <w:spacing w:after="0" w:line="240" w:lineRule="auto"/>
+    </w:pPr>
+    <w:tblPr>
+      <w:tblBorders>
+        <w:top w:val="single" w:sz="4" w:space="0" w:color="auto"/>
+        <w:left w:val="single" w:sz="4" w:space="0" w:color="auto"/>
+        <w:bottom w:val="single" w:sz="4" w:space="0" w:color="auto"/>
+        <w:right w:val="single" w:sz="4" w:space="0" w:color="auto"/>
+        <w:insideH w:val="single" w:sz="4" w:space="0" w:color="auto"/>
+        <w:insideV w:val="single" w:sz="4" w:space="0" w:color="auto"/>
+      </w:tblBorders>
+    </w:tblPr>
   </w:style>
 </w:styles>
 </file>

--- a/write_up/drafts/project_plan/project_plan_draft.docx
+++ b/write_up/drafts/project_plan/project_plan_draft.docx
@@ -2,6 +2,30 @@
 <file path=word/document.xml><?xml version="1.0" encoding="utf-8"?>
 <w:document xmlns:wpc="http://schemas.microsoft.com/office/word/2010/wordprocessingCanvas" xmlns:cx="http://schemas.microsoft.com/office/drawing/2014/chartex" xmlns:cx1="http://schemas.microsoft.com/office/drawing/2015/9/8/chartex" xmlns:cx2="http://schemas.microsoft.com/office/drawing/2015/10/21/chartex" xmlns:cx3="http://schemas.microsoft.com/office/drawing/2016/5/9/chartex" xmlns:cx4="http://schemas.microsoft.com/office/drawing/2016/5/10/chartex" xmlns:cx5="http://schemas.microsoft.com/office/drawing/2016/5/11/chartex" xmlns:cx6="http://schemas.microsoft.com/office/drawing/2016/5/12/chartex" xmlns:cx7="http://schemas.microsoft.com/office/drawing/2016/5/13/chartex" xmlns:cx8="http://schemas.microsoft.com/office/drawing/2016/5/14/chartex" xmlns:mc="http://schemas.openxmlformats.org/markup-compatibility/2006" xmlns:aink="http://schemas.microsoft.com/office/drawing/2016/ink" xmlns:am3d="http://schemas.microsoft.com/office/drawing/2017/model3d" xmlns:o="urn:schemas-microsoft-com:office:office" xmlns:oel="http://schemas.microsoft.com/office/2019/extlst" xmlns:r="http://schemas.openxmlformats.org/officeDocument/2006/relationships" xmlns:m="http://schemas.openxmlformats.org/officeDocument/2006/math" xmlns:v="urn:schemas-microsoft-com:vml" xmlns:wp14="http://schemas.microsoft.com/office/word/2010/wordprocessingDrawing" xmlns:wp="http://schemas.openxmlformats.org/drawingml/2006/wordprocessingDrawing" xmlns:w10="urn:schemas-microsoft-com:office:word" xmlns:w="http://schemas.openxmlformats.org/wordprocessingml/2006/main" xmlns:w14="http://schemas.microsoft.com/office/word/2010/wordml" xmlns:w15="http://schemas.microsoft.com/office/word/2012/wordml" xmlns:w16cex="http://schemas.microsoft.com/office/word/2018/wordml/cex" xmlns:w16cid="http://schemas.microsoft.com/office/word/2016/wordml/cid" xmlns:w16="http://schemas.microsoft.com/office/word/2018/wordml" xmlns:w16du="http://schemas.microsoft.com/office/word/2023/wordml/word16du" xmlns:w16sdtdh="http://schemas.microsoft.com/office/word/2020/wordml/sdtdatahash" xmlns:w16sdtfl="http://schemas.microsoft.com/office/word/2024/wordml/sdtformatlock" xmlns:w16se="http://schemas.microsoft.com/office/word/2015/wordml/symex" xmlns:wpg="http://schemas.microsoft.com/office/word/2010/wordprocessingGroup" xmlns:wpi="http://schemas.microsoft.com/office/word/2010/wordprocessingInk" xmlns:wne="http://schemas.microsoft.com/office/word/2006/wordml" xmlns:wps="http://schemas.microsoft.com/office/word/2010/wordprocessingShape" mc:Ignorable="w14 w15 w16se w16cid w16 w16cex w16sdtdh w16sdtfl w16du wp14">
   <w:body>
+    <w:p>
+      <w:pPr>
+        <w:pStyle w:val="ListParagraph"/>
+        <w:numPr>
+          <w:ilvl w:val="0"/>
+          <w:numId w:val="6"/>
+        </w:numPr>
+      </w:pPr>
+      <w:r>
+        <w:t xml:space="preserve">Only show figures for 02_HDM_Dog. All figures for 01_Protease can be supplementary figures. </w:t>
+      </w:r>
+    </w:p>
+    <w:p>
+      <w:pPr>
+        <w:pStyle w:val="ListParagraph"/>
+        <w:numPr>
+          <w:ilvl w:val="1"/>
+          <w:numId w:val="6"/>
+        </w:numPr>
+      </w:pPr>
+      <w:r>
+        <w:t>This will maintain simplicity.</w:t>
+      </w:r>
+    </w:p>
     <w:p>
       <w:pPr>
         <w:pStyle w:val="Heading1"/>
@@ -39,13 +63,7 @@
         </w:numPr>
       </w:pPr>
       <w:r>
-        <w:t xml:space="preserve">Compares CJ </w:t>
-      </w:r>
-      <w:r>
-        <w:t>miRDeep2</w:t>
-      </w:r>
-      <w:r>
-        <w:t xml:space="preserve"> method to CJ Bowtie/</w:t>
+        <w:t>Compares CJ miRDeep2 method to CJ Bowtie/</w:t>
       </w:r>
       <w:proofErr w:type="spellStart"/>
       <w:r>
@@ -398,6 +416,119 @@
 <file path=word/numbering.xml><?xml version="1.0" encoding="utf-8"?>
 <w:numbering xmlns:wpc="http://schemas.microsoft.com/office/word/2010/wordprocessingCanvas" xmlns:cx="http://schemas.microsoft.com/office/drawing/2014/chartex" xmlns:cx1="http://schemas.microsoft.com/office/drawing/2015/9/8/chartex" xmlns:cx2="http://schemas.microsoft.com/office/drawing/2015/10/21/chartex" xmlns:cx3="http://schemas.microsoft.com/office/drawing/2016/5/9/chartex" xmlns:cx4="http://schemas.microsoft.com/office/drawing/2016/5/10/chartex" xmlns:cx5="http://schemas.microsoft.com/office/drawing/2016/5/11/chartex" xmlns:cx6="http://schemas.microsoft.com/office/drawing/2016/5/12/chartex" xmlns:cx7="http://schemas.microsoft.com/office/drawing/2016/5/13/chartex" xmlns:cx8="http://schemas.microsoft.com/office/drawing/2016/5/14/chartex" xmlns:mc="http://schemas.openxmlformats.org/markup-compatibility/2006" xmlns:aink="http://schemas.microsoft.com/office/drawing/2016/ink" xmlns:am3d="http://schemas.microsoft.com/office/drawing/2017/model3d" xmlns:o="urn:schemas-microsoft-com:office:office" xmlns:oel="http://schemas.microsoft.com/office/2019/extlst" xmlns:r="http://schemas.openxmlformats.org/officeDocument/2006/relationships" xmlns:m="http://schemas.openxmlformats.org/officeDocument/2006/math" xmlns:v="urn:schemas-microsoft-com:vml" xmlns:wp14="http://schemas.microsoft.com/office/word/2010/wordprocessingDrawing" xmlns:wp="http://schemas.openxmlformats.org/drawingml/2006/wordprocessingDrawing" xmlns:w10="urn:schemas-microsoft-com:office:word" xmlns:w="http://schemas.openxmlformats.org/wordprocessingml/2006/main" xmlns:w14="http://schemas.microsoft.com/office/word/2010/wordml" xmlns:w15="http://schemas.microsoft.com/office/word/2012/wordml" xmlns:w16cex="http://schemas.microsoft.com/office/word/2018/wordml/cex" xmlns:w16cid="http://schemas.microsoft.com/office/word/2016/wordml/cid" xmlns:w16="http://schemas.microsoft.com/office/word/2018/wordml" xmlns:w16du="http://schemas.microsoft.com/office/word/2023/wordml/word16du" xmlns:w16sdtdh="http://schemas.microsoft.com/office/word/2020/wordml/sdtdatahash" xmlns:w16sdtfl="http://schemas.microsoft.com/office/word/2024/wordml/sdtformatlock" xmlns:w16se="http://schemas.microsoft.com/office/word/2015/wordml/symex" xmlns:wpg="http://schemas.microsoft.com/office/word/2010/wordprocessingGroup" xmlns:wpi="http://schemas.microsoft.com/office/word/2010/wordprocessingInk" xmlns:wne="http://schemas.microsoft.com/office/word/2006/wordml" xmlns:wps="http://schemas.microsoft.com/office/word/2010/wordprocessingShape" mc:Ignorable="w14 w15 w16se w16cid w16 w16cex w16sdtdh w16sdtfl w16du wp14">
   <w:abstractNum w:abstractNumId="0" w15:restartNumberingAfterBreak="0">
+    <w:nsid w:val="128E068B"/>
+    <w:multiLevelType w:val="hybridMultilevel"/>
+    <w:tmpl w:val="79122DA2"/>
+    <w:lvl w:ilvl="0" w:tplc="08090001">
+      <w:start w:val="1"/>
+      <w:numFmt w:val="bullet"/>
+      <w:lvlText w:val=""/>
+      <w:lvlJc w:val="left"/>
+      <w:pPr>
+        <w:ind w:left="720" w:hanging="360"/>
+      </w:pPr>
+      <w:rPr>
+        <w:rFonts w:ascii="Symbol" w:hAnsi="Symbol" w:hint="default"/>
+      </w:rPr>
+    </w:lvl>
+    <w:lvl w:ilvl="1" w:tplc="08090003">
+      <w:start w:val="1"/>
+      <w:numFmt w:val="bullet"/>
+      <w:lvlText w:val="o"/>
+      <w:lvlJc w:val="left"/>
+      <w:pPr>
+        <w:ind w:left="1440" w:hanging="360"/>
+      </w:pPr>
+      <w:rPr>
+        <w:rFonts w:ascii="Courier New" w:hAnsi="Courier New" w:cs="Courier New" w:hint="default"/>
+      </w:rPr>
+    </w:lvl>
+    <w:lvl w:ilvl="2" w:tplc="08090005" w:tentative="1">
+      <w:start w:val="1"/>
+      <w:numFmt w:val="bullet"/>
+      <w:lvlText w:val=""/>
+      <w:lvlJc w:val="left"/>
+      <w:pPr>
+        <w:ind w:left="2160" w:hanging="360"/>
+      </w:pPr>
+      <w:rPr>
+        <w:rFonts w:ascii="Wingdings" w:hAnsi="Wingdings" w:hint="default"/>
+      </w:rPr>
+    </w:lvl>
+    <w:lvl w:ilvl="3" w:tplc="08090001" w:tentative="1">
+      <w:start w:val="1"/>
+      <w:numFmt w:val="bullet"/>
+      <w:lvlText w:val=""/>
+      <w:lvlJc w:val="left"/>
+      <w:pPr>
+        <w:ind w:left="2880" w:hanging="360"/>
+      </w:pPr>
+      <w:rPr>
+        <w:rFonts w:ascii="Symbol" w:hAnsi="Symbol" w:hint="default"/>
+      </w:rPr>
+    </w:lvl>
+    <w:lvl w:ilvl="4" w:tplc="08090003" w:tentative="1">
+      <w:start w:val="1"/>
+      <w:numFmt w:val="bullet"/>
+      <w:lvlText w:val="o"/>
+      <w:lvlJc w:val="left"/>
+      <w:pPr>
+        <w:ind w:left="3600" w:hanging="360"/>
+      </w:pPr>
+      <w:rPr>
+        <w:rFonts w:ascii="Courier New" w:hAnsi="Courier New" w:cs="Courier New" w:hint="default"/>
+      </w:rPr>
+    </w:lvl>
+    <w:lvl w:ilvl="5" w:tplc="08090005" w:tentative="1">
+      <w:start w:val="1"/>
+      <w:numFmt w:val="bullet"/>
+      <w:lvlText w:val=""/>
+      <w:lvlJc w:val="left"/>
+      <w:pPr>
+        <w:ind w:left="4320" w:hanging="360"/>
+      </w:pPr>
+      <w:rPr>
+        <w:rFonts w:ascii="Wingdings" w:hAnsi="Wingdings" w:hint="default"/>
+      </w:rPr>
+    </w:lvl>
+    <w:lvl w:ilvl="6" w:tplc="08090001" w:tentative="1">
+      <w:start w:val="1"/>
+      <w:numFmt w:val="bullet"/>
+      <w:lvlText w:val=""/>
+      <w:lvlJc w:val="left"/>
+      <w:pPr>
+        <w:ind w:left="5040" w:hanging="360"/>
+      </w:pPr>
+      <w:rPr>
+        <w:rFonts w:ascii="Symbol" w:hAnsi="Symbol" w:hint="default"/>
+      </w:rPr>
+    </w:lvl>
+    <w:lvl w:ilvl="7" w:tplc="08090003" w:tentative="1">
+      <w:start w:val="1"/>
+      <w:numFmt w:val="bullet"/>
+      <w:lvlText w:val="o"/>
+      <w:lvlJc w:val="left"/>
+      <w:pPr>
+        <w:ind w:left="5760" w:hanging="360"/>
+      </w:pPr>
+      <w:rPr>
+        <w:rFonts w:ascii="Courier New" w:hAnsi="Courier New" w:cs="Courier New" w:hint="default"/>
+      </w:rPr>
+    </w:lvl>
+    <w:lvl w:ilvl="8" w:tplc="08090005" w:tentative="1">
+      <w:start w:val="1"/>
+      <w:numFmt w:val="bullet"/>
+      <w:lvlText w:val=""/>
+      <w:lvlJc w:val="left"/>
+      <w:pPr>
+        <w:ind w:left="6480" w:hanging="360"/>
+      </w:pPr>
+      <w:rPr>
+        <w:rFonts w:ascii="Wingdings" w:hAnsi="Wingdings" w:hint="default"/>
+      </w:rPr>
+    </w:lvl>
+  </w:abstractNum>
+  <w:abstractNum w:abstractNumId="1" w15:restartNumberingAfterBreak="0">
     <w:nsid w:val="2BA16FF2"/>
     <w:multiLevelType w:val="hybridMultilevel"/>
     <w:tmpl w:val="5372A562"/>
@@ -486,7 +617,7 @@
       </w:pPr>
     </w:lvl>
   </w:abstractNum>
-  <w:abstractNum w:abstractNumId="1" w15:restartNumberingAfterBreak="0">
+  <w:abstractNum w:abstractNumId="2" w15:restartNumberingAfterBreak="0">
     <w:nsid w:val="5B692319"/>
     <w:multiLevelType w:val="hybridMultilevel"/>
     <w:tmpl w:val="74A6620A"/>
@@ -572,7 +703,120 @@
       </w:pPr>
     </w:lvl>
   </w:abstractNum>
-  <w:abstractNum w:abstractNumId="2" w15:restartNumberingAfterBreak="0">
+  <w:abstractNum w:abstractNumId="3" w15:restartNumberingAfterBreak="0">
+    <w:nsid w:val="60B5383E"/>
+    <w:multiLevelType w:val="hybridMultilevel"/>
+    <w:tmpl w:val="AED25586"/>
+    <w:lvl w:ilvl="0" w:tplc="08090001">
+      <w:start w:val="1"/>
+      <w:numFmt w:val="bullet"/>
+      <w:lvlText w:val=""/>
+      <w:lvlJc w:val="left"/>
+      <w:pPr>
+        <w:ind w:left="720" w:hanging="360"/>
+      </w:pPr>
+      <w:rPr>
+        <w:rFonts w:ascii="Symbol" w:hAnsi="Symbol" w:hint="default"/>
+      </w:rPr>
+    </w:lvl>
+    <w:lvl w:ilvl="1" w:tplc="08090003" w:tentative="1">
+      <w:start w:val="1"/>
+      <w:numFmt w:val="bullet"/>
+      <w:lvlText w:val="o"/>
+      <w:lvlJc w:val="left"/>
+      <w:pPr>
+        <w:ind w:left="1440" w:hanging="360"/>
+      </w:pPr>
+      <w:rPr>
+        <w:rFonts w:ascii="Courier New" w:hAnsi="Courier New" w:cs="Courier New" w:hint="default"/>
+      </w:rPr>
+    </w:lvl>
+    <w:lvl w:ilvl="2" w:tplc="08090005" w:tentative="1">
+      <w:start w:val="1"/>
+      <w:numFmt w:val="bullet"/>
+      <w:lvlText w:val=""/>
+      <w:lvlJc w:val="left"/>
+      <w:pPr>
+        <w:ind w:left="2160" w:hanging="360"/>
+      </w:pPr>
+      <w:rPr>
+        <w:rFonts w:ascii="Wingdings" w:hAnsi="Wingdings" w:hint="default"/>
+      </w:rPr>
+    </w:lvl>
+    <w:lvl w:ilvl="3" w:tplc="08090001" w:tentative="1">
+      <w:start w:val="1"/>
+      <w:numFmt w:val="bullet"/>
+      <w:lvlText w:val=""/>
+      <w:lvlJc w:val="left"/>
+      <w:pPr>
+        <w:ind w:left="2880" w:hanging="360"/>
+      </w:pPr>
+      <w:rPr>
+        <w:rFonts w:ascii="Symbol" w:hAnsi="Symbol" w:hint="default"/>
+      </w:rPr>
+    </w:lvl>
+    <w:lvl w:ilvl="4" w:tplc="08090003" w:tentative="1">
+      <w:start w:val="1"/>
+      <w:numFmt w:val="bullet"/>
+      <w:lvlText w:val="o"/>
+      <w:lvlJc w:val="left"/>
+      <w:pPr>
+        <w:ind w:left="3600" w:hanging="360"/>
+      </w:pPr>
+      <w:rPr>
+        <w:rFonts w:ascii="Courier New" w:hAnsi="Courier New" w:cs="Courier New" w:hint="default"/>
+      </w:rPr>
+    </w:lvl>
+    <w:lvl w:ilvl="5" w:tplc="08090005" w:tentative="1">
+      <w:start w:val="1"/>
+      <w:numFmt w:val="bullet"/>
+      <w:lvlText w:val=""/>
+      <w:lvlJc w:val="left"/>
+      <w:pPr>
+        <w:ind w:left="4320" w:hanging="360"/>
+      </w:pPr>
+      <w:rPr>
+        <w:rFonts w:ascii="Wingdings" w:hAnsi="Wingdings" w:hint="default"/>
+      </w:rPr>
+    </w:lvl>
+    <w:lvl w:ilvl="6" w:tplc="08090001" w:tentative="1">
+      <w:start w:val="1"/>
+      <w:numFmt w:val="bullet"/>
+      <w:lvlText w:val=""/>
+      <w:lvlJc w:val="left"/>
+      <w:pPr>
+        <w:ind w:left="5040" w:hanging="360"/>
+      </w:pPr>
+      <w:rPr>
+        <w:rFonts w:ascii="Symbol" w:hAnsi="Symbol" w:hint="default"/>
+      </w:rPr>
+    </w:lvl>
+    <w:lvl w:ilvl="7" w:tplc="08090003" w:tentative="1">
+      <w:start w:val="1"/>
+      <w:numFmt w:val="bullet"/>
+      <w:lvlText w:val="o"/>
+      <w:lvlJc w:val="left"/>
+      <w:pPr>
+        <w:ind w:left="5760" w:hanging="360"/>
+      </w:pPr>
+      <w:rPr>
+        <w:rFonts w:ascii="Courier New" w:hAnsi="Courier New" w:cs="Courier New" w:hint="default"/>
+      </w:rPr>
+    </w:lvl>
+    <w:lvl w:ilvl="8" w:tplc="08090005" w:tentative="1">
+      <w:start w:val="1"/>
+      <w:numFmt w:val="bullet"/>
+      <w:lvlText w:val=""/>
+      <w:lvlJc w:val="left"/>
+      <w:pPr>
+        <w:ind w:left="6480" w:hanging="360"/>
+      </w:pPr>
+      <w:rPr>
+        <w:rFonts w:ascii="Wingdings" w:hAnsi="Wingdings" w:hint="default"/>
+      </w:rPr>
+    </w:lvl>
+  </w:abstractNum>
+  <w:abstractNum w:abstractNumId="4" w15:restartNumberingAfterBreak="0">
     <w:nsid w:val="6E2E29D1"/>
     <w:multiLevelType w:val="hybridMultilevel"/>
     <w:tmpl w:val="FDB6EB50"/>
@@ -685,7 +929,7 @@
       </w:rPr>
     </w:lvl>
   </w:abstractNum>
-  <w:abstractNum w:abstractNumId="3" w15:restartNumberingAfterBreak="0">
+  <w:abstractNum w:abstractNumId="5" w15:restartNumberingAfterBreak="0">
     <w:nsid w:val="746A5C0A"/>
     <w:multiLevelType w:val="hybridMultilevel"/>
     <w:tmpl w:val="50DEA51A"/>
@@ -799,15 +1043,21 @@
     </w:lvl>
   </w:abstractNum>
   <w:num w:numId="1" w16cid:durableId="853226515">
+    <w:abstractNumId w:val="5"/>
+  </w:num>
+  <w:num w:numId="2" w16cid:durableId="1255824392">
+    <w:abstractNumId w:val="2"/>
+  </w:num>
+  <w:num w:numId="3" w16cid:durableId="1715036522">
+    <w:abstractNumId w:val="4"/>
+  </w:num>
+  <w:num w:numId="4" w16cid:durableId="562760829">
+    <w:abstractNumId w:val="1"/>
+  </w:num>
+  <w:num w:numId="5" w16cid:durableId="2007394880">
     <w:abstractNumId w:val="3"/>
   </w:num>
-  <w:num w:numId="2" w16cid:durableId="1255824392">
-    <w:abstractNumId w:val="1"/>
-  </w:num>
-  <w:num w:numId="3" w16cid:durableId="1715036522">
-    <w:abstractNumId w:val="2"/>
-  </w:num>
-  <w:num w:numId="4" w16cid:durableId="562760829">
+  <w:num w:numId="6" w16cid:durableId="1204053145">
     <w:abstractNumId w:val="0"/>
   </w:num>
 </w:numbering>
@@ -1416,6 +1666,7 @@
   <w:style w:type="character" w:default="1" w:styleId="DefaultParagraphFont">
     <w:name w:val="Default Paragraph Font"/>
     <w:uiPriority w:val="1"/>
+    <w:semiHidden/>
     <w:unhideWhenUsed/>
   </w:style>
   <w:style w:type="table" w:default="1" w:styleId="TableNormal">

--- a/write_up/drafts/project_plan/project_plan_draft.docx
+++ b/write_up/drafts/project_plan/project_plan_draft.docx
@@ -1,6 +1,6 @@
 
 <file path=word/document.xml><?xml version="1.0" encoding="utf-8"?>
-<w:document xmlns:wpc="http://schemas.microsoft.com/office/word/2010/wordprocessingCanvas" xmlns:cx="http://schemas.microsoft.com/office/drawing/2014/chartex" xmlns:cx1="http://schemas.microsoft.com/office/drawing/2015/9/8/chartex" xmlns:cx2="http://schemas.microsoft.com/office/drawing/2015/10/21/chartex" xmlns:cx3="http://schemas.microsoft.com/office/drawing/2016/5/9/chartex" xmlns:cx4="http://schemas.microsoft.com/office/drawing/2016/5/10/chartex" xmlns:cx5="http://schemas.microsoft.com/office/drawing/2016/5/11/chartex" xmlns:cx6="http://schemas.microsoft.com/office/drawing/2016/5/12/chartex" xmlns:cx7="http://schemas.microsoft.com/office/drawing/2016/5/13/chartex" xmlns:cx8="http://schemas.microsoft.com/office/drawing/2016/5/14/chartex" xmlns:mc="http://schemas.openxmlformats.org/markup-compatibility/2006" xmlns:aink="http://schemas.microsoft.com/office/drawing/2016/ink" xmlns:am3d="http://schemas.microsoft.com/office/drawing/2017/model3d" xmlns:o="urn:schemas-microsoft-com:office:office" xmlns:oel="http://schemas.microsoft.com/office/2019/extlst" xmlns:r="http://schemas.openxmlformats.org/officeDocument/2006/relationships" xmlns:m="http://schemas.openxmlformats.org/officeDocument/2006/math" xmlns:v="urn:schemas-microsoft-com:vml" xmlns:wp14="http://schemas.microsoft.com/office/word/2010/wordprocessingDrawing" xmlns:wp="http://schemas.openxmlformats.org/drawingml/2006/wordprocessingDrawing" xmlns:w10="urn:schemas-microsoft-com:office:word" xmlns:w="http://schemas.openxmlformats.org/wordprocessingml/2006/main" xmlns:w14="http://schemas.microsoft.com/office/word/2010/wordml" xmlns:w15="http://schemas.microsoft.com/office/word/2012/wordml" xmlns:w16cex="http://schemas.microsoft.com/office/word/2018/wordml/cex" xmlns:w16cid="http://schemas.microsoft.com/office/word/2016/wordml/cid" xmlns:w16="http://schemas.microsoft.com/office/word/2018/wordml" xmlns:w16du="http://schemas.microsoft.com/office/word/2023/wordml/word16du" xmlns:w16sdtdh="http://schemas.microsoft.com/office/word/2020/wordml/sdtdatahash" xmlns:w16sdtfl="http://schemas.microsoft.com/office/word/2024/wordml/sdtformatlock" xmlns:w16se="http://schemas.microsoft.com/office/word/2015/wordml/symex" xmlns:wpg="http://schemas.microsoft.com/office/word/2010/wordprocessingGroup" xmlns:wpi="http://schemas.microsoft.com/office/word/2010/wordprocessingInk" xmlns:wne="http://schemas.microsoft.com/office/word/2006/wordml" xmlns:wps="http://schemas.microsoft.com/office/word/2010/wordprocessingShape" mc:Ignorable="w14 w15 w16se w16cid w16 w16cex w16sdtdh w16sdtfl w16du wp14">
+<w:document xmlns:wpc="http://schemas.microsoft.com/office/word/2010/wordprocessingCanvas" xmlns:cx="http://schemas.microsoft.com/office/drawing/2014/chartex" xmlns:cx1="http://schemas.microsoft.com/office/drawing/2015/9/8/chartex" xmlns:cx2="http://schemas.microsoft.com/office/drawing/2015/10/21/chartex" xmlns:cx3="http://schemas.microsoft.com/office/drawing/2016/5/9/chartex" xmlns:cx4="http://schemas.microsoft.com/office/drawing/2016/5/10/chartex" xmlns:cx5="http://schemas.microsoft.com/office/drawing/2016/5/11/chartex" xmlns:cx6="http://schemas.microsoft.com/office/drawing/2016/5/12/chartex" xmlns:cx7="http://schemas.microsoft.com/office/drawing/2016/5/13/chartex" xmlns:cx8="http://schemas.microsoft.com/office/drawing/2016/5/14/chartex" xmlns:mc="http://schemas.openxmlformats.org/markup-compatibility/2006" xmlns:m="http://schemas.openxmlformats.org/officeDocument/2006/math" xmlns:aink="http://schemas.microsoft.com/office/drawing/2016/ink" xmlns:am3d="http://schemas.microsoft.com/office/drawing/2017/model3d" xmlns:oel="http://schemas.microsoft.com/office/2019/extlst" xmlns:r="http://schemas.openxmlformats.org/officeDocument/2006/relationships" xmlns:wp14="http://schemas.microsoft.com/office/word/2010/wordprocessingDrawing" xmlns:wp="http://schemas.openxmlformats.org/drawingml/2006/wordprocessingDrawing" xmlns:wpg="http://schemas.microsoft.com/office/word/2010/wordprocessingGroup" xmlns:wpi="http://schemas.microsoft.com/office/word/2010/wordprocessingInk" xmlns:wps="http://schemas.microsoft.com/office/word/2010/wordprocessingShape" xmlns:o="urn:schemas-microsoft-com:office:office" xmlns:v="urn:schemas-microsoft-com:vml" xmlns:w10="urn:schemas-microsoft-com:office:word" xmlns:w="http://schemas.openxmlformats.org/wordprocessingml/2006/main" xmlns:w14="http://schemas.microsoft.com/office/word/2010/wordml" xmlns:w15="http://schemas.microsoft.com/office/word/2012/wordml" xmlns:w16cex="http://schemas.microsoft.com/office/word/2018/wordml/cex" xmlns:w16cid="http://schemas.microsoft.com/office/word/2016/wordml/cid" xmlns:w16="http://schemas.microsoft.com/office/word/2018/wordml" xmlns:w16sdtdh="http://schemas.microsoft.com/office/word/2020/wordml/sdtdatahash" xmlns:w16sdtfl="http://schemas.microsoft.com/office/word/2024/wordml/sdtformatlock" xmlns:w16se="http://schemas.microsoft.com/office/word/2015/wordml/symex" xmlns:w16du="http://schemas.microsoft.com/office/word/2023/wordml/word16du" xmlns:wne="http://schemas.microsoft.com/office/word/2006/wordml" mc:Ignorable="w14 w15 w16se w16cid w16 w16cex w16sdtdh w16sdtfl w16du wp14">
   <w:body>
     <w:p>
       <w:pPr>
@@ -151,7 +151,42 @@
               </w:numPr>
             </w:pPr>
             <w:r>
-              <w:t>Mention target gene problem from `</w:t>
+              <w:t>Pathway enrichment on</w:t>
+            </w:r>
+            <w:r>
+              <w:t xml:space="preserve"> </w:t>
+            </w:r>
+            <w:r>
+              <w:t xml:space="preserve">‘hub’ genes from </w:t>
+            </w:r>
+            <w:proofErr w:type="spellStart"/>
+            <w:r>
+              <w:t>miRNet</w:t>
+            </w:r>
+            <w:proofErr w:type="spellEnd"/>
+            <w:r>
+              <w:t xml:space="preserve"> </w:t>
+            </w:r>
+          </w:p>
+          <w:p>
+            <w:pPr>
+              <w:pStyle w:val="ListParagraph"/>
+              <w:ind w:left="1440"/>
+            </w:pPr>
+            <w:r>
+              <w:t xml:space="preserve">OR </w:t>
+            </w:r>
+          </w:p>
+          <w:p>
+            <w:pPr>
+              <w:pStyle w:val="ListParagraph"/>
+              <w:numPr>
+                <w:ilvl w:val="1"/>
+                <w:numId w:val="3"/>
+              </w:numPr>
+            </w:pPr>
+            <w:r>
+              <w:t>Target genes from ‘</w:t>
             </w:r>
             <w:proofErr w:type="spellStart"/>
             <w:r>
@@ -167,31 +202,17 @@
             </w:r>
             <w:proofErr w:type="gramEnd"/>
             <w:r>
-              <w:t>)`</w:t>
+              <w:t>)’</w:t>
             </w:r>
           </w:p>
           <w:p>
             <w:pPr>
               <w:pStyle w:val="ListParagraph"/>
               <w:numPr>
-                <w:ilvl w:val="1"/>
+                <w:ilvl w:val="2"/>
                 <w:numId w:val="3"/>
               </w:numPr>
             </w:pPr>
-            <w:r>
-              <w:t>Pathway enrichment on</w:t>
-            </w:r>
-            <w:r>
-              <w:t xml:space="preserve"> </w:t>
-            </w:r>
-            <w:r>
-              <w:t xml:space="preserve">‘hub’ genes from </w:t>
-            </w:r>
-            <w:proofErr w:type="spellStart"/>
-            <w:r>
-              <w:t>miRNet</w:t>
-            </w:r>
-            <w:proofErr w:type="spellEnd"/>
           </w:p>
         </w:tc>
       </w:tr>
@@ -414,7 +435,7 @@
 </file>
 
 <file path=word/numbering.xml><?xml version="1.0" encoding="utf-8"?>
-<w:numbering xmlns:wpc="http://schemas.microsoft.com/office/word/2010/wordprocessingCanvas" xmlns:cx="http://schemas.microsoft.com/office/drawing/2014/chartex" xmlns:cx1="http://schemas.microsoft.com/office/drawing/2015/9/8/chartex" xmlns:cx2="http://schemas.microsoft.com/office/drawing/2015/10/21/chartex" xmlns:cx3="http://schemas.microsoft.com/office/drawing/2016/5/9/chartex" xmlns:cx4="http://schemas.microsoft.com/office/drawing/2016/5/10/chartex" xmlns:cx5="http://schemas.microsoft.com/office/drawing/2016/5/11/chartex" xmlns:cx6="http://schemas.microsoft.com/office/drawing/2016/5/12/chartex" xmlns:cx7="http://schemas.microsoft.com/office/drawing/2016/5/13/chartex" xmlns:cx8="http://schemas.microsoft.com/office/drawing/2016/5/14/chartex" xmlns:mc="http://schemas.openxmlformats.org/markup-compatibility/2006" xmlns:aink="http://schemas.microsoft.com/office/drawing/2016/ink" xmlns:am3d="http://schemas.microsoft.com/office/drawing/2017/model3d" xmlns:o="urn:schemas-microsoft-com:office:office" xmlns:oel="http://schemas.microsoft.com/office/2019/extlst" xmlns:r="http://schemas.openxmlformats.org/officeDocument/2006/relationships" xmlns:m="http://schemas.openxmlformats.org/officeDocument/2006/math" xmlns:v="urn:schemas-microsoft-com:vml" xmlns:wp14="http://schemas.microsoft.com/office/word/2010/wordprocessingDrawing" xmlns:wp="http://schemas.openxmlformats.org/drawingml/2006/wordprocessingDrawing" xmlns:w10="urn:schemas-microsoft-com:office:word" xmlns:w="http://schemas.openxmlformats.org/wordprocessingml/2006/main" xmlns:w14="http://schemas.microsoft.com/office/word/2010/wordml" xmlns:w15="http://schemas.microsoft.com/office/word/2012/wordml" xmlns:w16cex="http://schemas.microsoft.com/office/word/2018/wordml/cex" xmlns:w16cid="http://schemas.microsoft.com/office/word/2016/wordml/cid" xmlns:w16="http://schemas.microsoft.com/office/word/2018/wordml" xmlns:w16du="http://schemas.microsoft.com/office/word/2023/wordml/word16du" xmlns:w16sdtdh="http://schemas.microsoft.com/office/word/2020/wordml/sdtdatahash" xmlns:w16sdtfl="http://schemas.microsoft.com/office/word/2024/wordml/sdtformatlock" xmlns:w16se="http://schemas.microsoft.com/office/word/2015/wordml/symex" xmlns:wpg="http://schemas.microsoft.com/office/word/2010/wordprocessingGroup" xmlns:wpi="http://schemas.microsoft.com/office/word/2010/wordprocessingInk" xmlns:wne="http://schemas.microsoft.com/office/word/2006/wordml" xmlns:wps="http://schemas.microsoft.com/office/word/2010/wordprocessingShape" mc:Ignorable="w14 w15 w16se w16cid w16 w16cex w16sdtdh w16sdtfl w16du wp14">
+<w:numbering xmlns:wpc="http://schemas.microsoft.com/office/word/2010/wordprocessingCanvas" xmlns:cx="http://schemas.microsoft.com/office/drawing/2014/chartex" xmlns:cx1="http://schemas.microsoft.com/office/drawing/2015/9/8/chartex" xmlns:cx2="http://schemas.microsoft.com/office/drawing/2015/10/21/chartex" xmlns:cx3="http://schemas.microsoft.com/office/drawing/2016/5/9/chartex" xmlns:cx4="http://schemas.microsoft.com/office/drawing/2016/5/10/chartex" xmlns:cx5="http://schemas.microsoft.com/office/drawing/2016/5/11/chartex" xmlns:cx6="http://schemas.microsoft.com/office/drawing/2016/5/12/chartex" xmlns:cx7="http://schemas.microsoft.com/office/drawing/2016/5/13/chartex" xmlns:cx8="http://schemas.microsoft.com/office/drawing/2016/5/14/chartex" xmlns:mc="http://schemas.openxmlformats.org/markup-compatibility/2006" xmlns:m="http://schemas.openxmlformats.org/officeDocument/2006/math" xmlns:aink="http://schemas.microsoft.com/office/drawing/2016/ink" xmlns:am3d="http://schemas.microsoft.com/office/drawing/2017/model3d" xmlns:oel="http://schemas.microsoft.com/office/2019/extlst" xmlns:r="http://schemas.openxmlformats.org/officeDocument/2006/relationships" xmlns:wp14="http://schemas.microsoft.com/office/word/2010/wordprocessingDrawing" xmlns:wp="http://schemas.openxmlformats.org/drawingml/2006/wordprocessingDrawing" xmlns:wpg="http://schemas.microsoft.com/office/word/2010/wordprocessingGroup" xmlns:wpi="http://schemas.microsoft.com/office/word/2010/wordprocessingInk" xmlns:wps="http://schemas.microsoft.com/office/word/2010/wordprocessingShape" xmlns:o="urn:schemas-microsoft-com:office:office" xmlns:v="urn:schemas-microsoft-com:vml" xmlns:w10="urn:schemas-microsoft-com:office:word" xmlns:w="http://schemas.openxmlformats.org/wordprocessingml/2006/main" xmlns:w14="http://schemas.microsoft.com/office/word/2010/wordml" xmlns:w15="http://schemas.microsoft.com/office/word/2012/wordml" xmlns:w16cex="http://schemas.microsoft.com/office/word/2018/wordml/cex" xmlns:w16cid="http://schemas.microsoft.com/office/word/2016/wordml/cid" xmlns:w16="http://schemas.microsoft.com/office/word/2018/wordml" xmlns:w16sdtdh="http://schemas.microsoft.com/office/word/2020/wordml/sdtdatahash" xmlns:w16sdtfl="http://schemas.microsoft.com/office/word/2024/wordml/sdtformatlock" xmlns:w16se="http://schemas.microsoft.com/office/word/2015/wordml/symex" xmlns:w16du="http://schemas.microsoft.com/office/word/2023/wordml/word16du" xmlns:wne="http://schemas.microsoft.com/office/word/2006/wordml" mc:Ignorable="w14 w15 w16se w16cid w16 w16cex w16sdtdh w16sdtfl w16du wp14">
   <w:abstractNum w:abstractNumId="0" w15:restartNumberingAfterBreak="0">
     <w:nsid w:val="128E068B"/>
     <w:multiLevelType w:val="hybridMultilevel"/>
@@ -1064,7 +1085,7 @@
 </file>
 
 <file path=word/styles.xml><?xml version="1.0" encoding="utf-8"?>
-<w:styles xmlns:mc="http://schemas.openxmlformats.org/markup-compatibility/2006" xmlns:r="http://schemas.openxmlformats.org/officeDocument/2006/relationships" xmlns:w="http://schemas.openxmlformats.org/wordprocessingml/2006/main" xmlns:w14="http://schemas.microsoft.com/office/word/2010/wordml" xmlns:w15="http://schemas.microsoft.com/office/word/2012/wordml" xmlns:w16cex="http://schemas.microsoft.com/office/word/2018/wordml/cex" xmlns:w16cid="http://schemas.microsoft.com/office/word/2016/wordml/cid" xmlns:w16="http://schemas.microsoft.com/office/word/2018/wordml" xmlns:w16du="http://schemas.microsoft.com/office/word/2023/wordml/word16du" xmlns:w16sdtdh="http://schemas.microsoft.com/office/word/2020/wordml/sdtdatahash" xmlns:w16sdtfl="http://schemas.microsoft.com/office/word/2024/wordml/sdtformatlock" xmlns:w16se="http://schemas.microsoft.com/office/word/2015/wordml/symex" mc:Ignorable="w14 w15 w16se w16cid w16 w16cex w16sdtdh w16sdtfl w16du">
+<w:styles xmlns:mc="http://schemas.openxmlformats.org/markup-compatibility/2006" xmlns:r="http://schemas.openxmlformats.org/officeDocument/2006/relationships" xmlns:w="http://schemas.openxmlformats.org/wordprocessingml/2006/main" xmlns:w14="http://schemas.microsoft.com/office/word/2010/wordml" xmlns:w15="http://schemas.microsoft.com/office/word/2012/wordml" xmlns:w16cex="http://schemas.microsoft.com/office/word/2018/wordml/cex" xmlns:w16cid="http://schemas.microsoft.com/office/word/2016/wordml/cid" xmlns:w16="http://schemas.microsoft.com/office/word/2018/wordml" xmlns:w16sdtdh="http://schemas.microsoft.com/office/word/2020/wordml/sdtdatahash" xmlns:w16sdtfl="http://schemas.microsoft.com/office/word/2024/wordml/sdtformatlock" xmlns:w16se="http://schemas.microsoft.com/office/word/2015/wordml/symex" xmlns:w16du="http://schemas.microsoft.com/office/word/2023/wordml/word16du" mc:Ignorable="w14 w15 w16se w16cid w16 w16cex w16sdtdh w16sdtfl w16du">
   <w:docDefaults>
     <w:rPrDefault>
       <w:rPr>

--- a/write_up/drafts/project_plan/project_plan_draft.docx
+++ b/write_up/drafts/project_plan/project_plan_draft.docx
@@ -213,6 +213,9 @@
                 <w:numId w:val="3"/>
               </w:numPr>
             </w:pPr>
+            <w:r>
+              <w:t>Per-miRNA enrichment</w:t>
+            </w:r>
           </w:p>
         </w:tc>
       </w:tr>

--- a/write_up/drafts/project_plan/project_plan_draft.docx
+++ b/write_up/drafts/project_plan/project_plan_draft.docx
@@ -4,26 +4,27 @@
   <w:body>
     <w:p>
       <w:pPr>
-        <w:pStyle w:val="ListParagraph"/>
-        <w:numPr>
-          <w:ilvl w:val="0"/>
-          <w:numId w:val="6"/>
-        </w:numPr>
-      </w:pPr>
-      <w:r>
-        <w:t xml:space="preserve">Only show figures for 02_HDM_Dog. All figures for 01_Protease can be supplementary figures. </w:t>
-      </w:r>
-    </w:p>
-    <w:p>
-      <w:pPr>
-        <w:pStyle w:val="ListParagraph"/>
-        <w:numPr>
-          <w:ilvl w:val="1"/>
-          <w:numId w:val="6"/>
-        </w:numPr>
-      </w:pPr>
-      <w:r>
-        <w:t>This will maintain simplicity.</w:t>
+        <w:pStyle w:val="Title"/>
+        <w:rPr>
+          <w:u w:val="single"/>
+        </w:rPr>
+      </w:pPr>
+      <w:r>
+        <w:rPr>
+          <w:u w:val="single"/>
+        </w:rPr>
+        <w:t>Current</w:t>
+      </w:r>
+    </w:p>
+    <w:p>
+      <w:pPr>
+        <w:pStyle w:val="Subtitle"/>
+      </w:pPr>
+      <w:r>
+        <w:t>Proposed plan – 22.06.2026</w:t>
+      </w:r>
+      <w:r>
+        <w:t xml:space="preserve"> – Present</w:t>
       </w:r>
     </w:p>
     <w:p>
@@ -31,7 +32,26 @@
         <w:pStyle w:val="Heading1"/>
       </w:pPr>
       <w:r>
-        <w:t>Part 1 – Differential Expression</w:t>
+        <w:t xml:space="preserve">Part 1 – </w:t>
+      </w:r>
+      <w:r>
+        <w:t>Method development</w:t>
+      </w:r>
+    </w:p>
+    <w:p>
+      <w:r>
+        <w:t>Performed on 01_Protease</w:t>
+      </w:r>
+      <w:r>
+        <w:t>.</w:t>
+      </w:r>
+    </w:p>
+    <w:p>
+      <w:pPr>
+        <w:pStyle w:val="Heading2"/>
+      </w:pPr>
+      <w:r>
+        <w:t>Differential Expression</w:t>
       </w:r>
     </w:p>
     <w:p>
@@ -56,53 +76,25 @@
     </w:p>
     <w:p>
       <w:pPr>
+        <w:pStyle w:val="Heading2"/>
+      </w:pPr>
+      <w:r>
+        <w:t>Functional Enrichment</w:t>
+      </w:r>
+      <w:r>
+        <w:t xml:space="preserve"> </w:t>
+      </w:r>
+    </w:p>
+    <w:p>
+      <w:pPr>
         <w:pStyle w:val="ListParagraph"/>
         <w:numPr>
-          <w:ilvl w:val="1"/>
+          <w:ilvl w:val="0"/>
           <w:numId w:val="3"/>
         </w:numPr>
       </w:pPr>
       <w:r>
-        <w:t>Compares CJ miRDeep2 method to CJ Bowtie/</w:t>
-      </w:r>
-      <w:proofErr w:type="spellStart"/>
-      <w:r>
-        <w:t>FeatureCounts</w:t>
-      </w:r>
-      <w:proofErr w:type="spellEnd"/>
-      <w:r>
-        <w:t xml:space="preserve"> method.</w:t>
-      </w:r>
-    </w:p>
-    <w:p>
-      <w:pPr>
-        <w:pStyle w:val="ListParagraph"/>
-        <w:numPr>
-          <w:ilvl w:val="1"/>
-          <w:numId w:val="3"/>
-        </w:numPr>
-      </w:pPr>
-      <w:r>
-        <w:t xml:space="preserve">Compares all results to </w:t>
-      </w:r>
-      <w:proofErr w:type="spellStart"/>
-      <w:r>
-        <w:t>TamiRNA</w:t>
-      </w:r>
-      <w:proofErr w:type="spellEnd"/>
-      <w:r>
-        <w:t>.</w:t>
-      </w:r>
-    </w:p>
-    <w:p/>
-    <w:p/>
-    <w:p/>
-    <w:p>
-      <w:pPr>
-        <w:pStyle w:val="Heading1"/>
-      </w:pPr>
-      <w:r>
-        <w:t>Part 2 – Functional Enrichment</w:t>
+        <w:t>Compares results from Vicky’s functional enrichment (pathway) analysis of GH’s primary HBECs.</w:t>
       </w:r>
     </w:p>
     <w:tbl>
@@ -151,13 +143,7 @@
               </w:numPr>
             </w:pPr>
             <w:r>
-              <w:t>Pathway enrichment on</w:t>
-            </w:r>
-            <w:r>
-              <w:t xml:space="preserve"> </w:t>
-            </w:r>
-            <w:r>
-              <w:t xml:space="preserve">‘hub’ genes from </w:t>
+              <w:t xml:space="preserve">Pathway enrichment on ‘hub’ genes from </w:t>
             </w:r>
             <w:proofErr w:type="spellStart"/>
             <w:r>
@@ -203,18 +189,6 @@
             <w:proofErr w:type="gramEnd"/>
             <w:r>
               <w:t>)’</w:t>
-            </w:r>
-          </w:p>
-          <w:p>
-            <w:pPr>
-              <w:pStyle w:val="ListParagraph"/>
-              <w:numPr>
-                <w:ilvl w:val="2"/>
-                <w:numId w:val="3"/>
-              </w:numPr>
-            </w:pPr>
-            <w:r>
-              <w:t>Per-miRNA enrichment</w:t>
             </w:r>
           </w:p>
         </w:tc>
@@ -262,6 +236,9 @@
               <w:t>miEAA</w:t>
             </w:r>
             <w:proofErr w:type="spellEnd"/>
+            <w:r>
+              <w:t xml:space="preserve"> </w:t>
+            </w:r>
           </w:p>
           <w:p>
             <w:pPr>
@@ -324,7 +301,6 @@
         </w:tc>
       </w:tr>
     </w:tbl>
-    <w:p/>
     <w:p>
       <w:pPr>
         <w:pStyle w:val="ListParagraph"/>
@@ -398,6 +374,494 @@
         </w:numPr>
       </w:pPr>
       <w:r>
+        <w:t>Can show only enriched elements that are common between databases (and the opposite?)</w:t>
+      </w:r>
+    </w:p>
+    <w:p>
+      <w:pPr>
+        <w:pStyle w:val="ListParagraph"/>
+      </w:pPr>
+    </w:p>
+    <w:p/>
+    <w:p>
+      <w:pPr>
+        <w:pStyle w:val="Heading1"/>
+      </w:pPr>
+      <w:r>
+        <w:t xml:space="preserve">Part </w:t>
+      </w:r>
+      <w:r>
+        <w:t>2</w:t>
+      </w:r>
+      <w:r>
+        <w:t xml:space="preserve"> – </w:t>
+      </w:r>
+      <w:r>
+        <w:t>Final analysis</w:t>
+      </w:r>
+    </w:p>
+    <w:p>
+      <w:r>
+        <w:t>Performed on 02_HDM_Dog</w:t>
+      </w:r>
+      <w:r>
+        <w:t>.</w:t>
+      </w:r>
+    </w:p>
+    <w:p>
+      <w:pPr>
+        <w:pStyle w:val="ListParagraph"/>
+        <w:numPr>
+          <w:ilvl w:val="0"/>
+          <w:numId w:val="3"/>
+        </w:numPr>
+      </w:pPr>
+      <w:r>
+        <w:t>Outputs novel result for Will’s Calu-3 cancer cell line.</w:t>
+      </w:r>
+    </w:p>
+    <w:p>
+      <w:pPr>
+        <w:pStyle w:val="ListParagraph"/>
+        <w:numPr>
+          <w:ilvl w:val="0"/>
+          <w:numId w:val="3"/>
+        </w:numPr>
+      </w:pPr>
+      <w:r>
+        <w:t xml:space="preserve">Can’t perform ORA so just need to google whether the two DE miRNAs are involved in </w:t>
+      </w:r>
+      <w:r>
+        <w:rPr>
+          <w:rFonts w:ascii="Calibri" w:eastAsia="Times New Roman" w:hAnsi="Calibri" w:cs="Calibri"/>
+          <w:color w:val="000000"/>
+          <w:lang w:eastAsia="en-GB"/>
+        </w:rPr>
+        <w:t>immune and inflammatory pathways relevant to airway biology.</w:t>
+      </w:r>
+    </w:p>
+    <w:p/>
+    <w:p/>
+    <w:p/>
+    <w:p>
+      <w:pPr>
+        <w:pStyle w:val="Title"/>
+        <w:rPr>
+          <w:u w:val="single"/>
+        </w:rPr>
+      </w:pPr>
+      <w:r>
+        <w:rPr>
+          <w:u w:val="single"/>
+        </w:rPr>
+        <w:t>Archive</w:t>
+      </w:r>
+    </w:p>
+    <w:p>
+      <w:pPr>
+        <w:pStyle w:val="Subtitle"/>
+      </w:pPr>
+      <w:r>
+        <w:t>Proposed plan – 19.06.2026</w:t>
+      </w:r>
+    </w:p>
+    <w:p>
+      <w:pPr>
+        <w:pStyle w:val="ListParagraph"/>
+        <w:numPr>
+          <w:ilvl w:val="0"/>
+          <w:numId w:val="6"/>
+        </w:numPr>
+      </w:pPr>
+      <w:r>
+        <w:t xml:space="preserve">Only show figures for 02_HDM_Dog. All figures for 01_Protease can be supplementary figures. </w:t>
+      </w:r>
+    </w:p>
+    <w:p>
+      <w:pPr>
+        <w:pStyle w:val="ListParagraph"/>
+        <w:numPr>
+          <w:ilvl w:val="1"/>
+          <w:numId w:val="6"/>
+        </w:numPr>
+      </w:pPr>
+      <w:r>
+        <w:t>This will maintain simplicity.</w:t>
+      </w:r>
+    </w:p>
+    <w:p>
+      <w:pPr>
+        <w:pStyle w:val="Heading1"/>
+      </w:pPr>
+      <w:r>
+        <w:t>Part 1 – Differential Expression</w:t>
+      </w:r>
+    </w:p>
+    <w:p>
+      <w:pPr>
+        <w:pStyle w:val="ListParagraph"/>
+        <w:numPr>
+          <w:ilvl w:val="0"/>
+          <w:numId w:val="3"/>
+        </w:numPr>
+      </w:pPr>
+      <w:r>
+        <w:t xml:space="preserve">This part compares my DE results (and upstream processing pipeline) to </w:t>
+      </w:r>
+      <w:proofErr w:type="spellStart"/>
+      <w:r>
+        <w:t>TAmiRNA</w:t>
+      </w:r>
+      <w:proofErr w:type="spellEnd"/>
+      <w:r>
+        <w:t>.</w:t>
+      </w:r>
+    </w:p>
+    <w:p>
+      <w:pPr>
+        <w:pStyle w:val="ListParagraph"/>
+        <w:numPr>
+          <w:ilvl w:val="1"/>
+          <w:numId w:val="3"/>
+        </w:numPr>
+      </w:pPr>
+      <w:r>
+        <w:t>Compares CJ miRDeep2 method to CJ Bowtie/</w:t>
+      </w:r>
+      <w:proofErr w:type="spellStart"/>
+      <w:r>
+        <w:t>FeatureCounts</w:t>
+      </w:r>
+      <w:proofErr w:type="spellEnd"/>
+      <w:r>
+        <w:t xml:space="preserve"> method.</w:t>
+      </w:r>
+    </w:p>
+    <w:p>
+      <w:pPr>
+        <w:pStyle w:val="ListParagraph"/>
+        <w:numPr>
+          <w:ilvl w:val="1"/>
+          <w:numId w:val="3"/>
+        </w:numPr>
+      </w:pPr>
+      <w:r>
+        <w:t xml:space="preserve">Compares all results to </w:t>
+      </w:r>
+      <w:proofErr w:type="spellStart"/>
+      <w:r>
+        <w:t>TamiRNA</w:t>
+      </w:r>
+      <w:proofErr w:type="spellEnd"/>
+      <w:r>
+        <w:t>.</w:t>
+      </w:r>
+    </w:p>
+    <w:p/>
+    <w:p/>
+    <w:p/>
+    <w:p>
+      <w:pPr>
+        <w:pStyle w:val="Heading1"/>
+      </w:pPr>
+      <w:r>
+        <w:t>Part 2 – Functional Enrichment</w:t>
+      </w:r>
+    </w:p>
+    <w:tbl>
+      <w:tblPr>
+        <w:tblStyle w:val="TableGrid"/>
+        <w:tblW w:w="0" w:type="auto"/>
+        <w:tblLook w:val="04A0" w:firstRow="1" w:lastRow="0" w:firstColumn="1" w:lastColumn="0" w:noHBand="0" w:noVBand="1"/>
+      </w:tblPr>
+      <w:tblGrid>
+        <w:gridCol w:w="1129"/>
+        <w:gridCol w:w="7887"/>
+      </w:tblGrid>
+      <w:tr>
+        <w:tc>
+          <w:tcPr>
+            <w:tcW w:w="1129" w:type="dxa"/>
+          </w:tcPr>
+          <w:p>
+            <w:r>
+              <w:t>Part 1</w:t>
+            </w:r>
+          </w:p>
+        </w:tc>
+        <w:tc>
+          <w:tcPr>
+            <w:tcW w:w="7887" w:type="dxa"/>
+          </w:tcPr>
+          <w:p>
+            <w:pPr>
+              <w:pStyle w:val="ListParagraph"/>
+              <w:numPr>
+                <w:ilvl w:val="0"/>
+                <w:numId w:val="3"/>
+              </w:numPr>
+            </w:pPr>
+            <w:r>
+              <w:t>Indirect</w:t>
+            </w:r>
+          </w:p>
+          <w:p>
+            <w:pPr>
+              <w:pStyle w:val="ListParagraph"/>
+              <w:numPr>
+                <w:ilvl w:val="1"/>
+                <w:numId w:val="3"/>
+              </w:numPr>
+            </w:pPr>
+            <w:r>
+              <w:t>Pathway enrichment on</w:t>
+            </w:r>
+            <w:r>
+              <w:t xml:space="preserve"> </w:t>
+            </w:r>
+            <w:r>
+              <w:t xml:space="preserve">‘hub’ genes from </w:t>
+            </w:r>
+            <w:proofErr w:type="spellStart"/>
+            <w:r>
+              <w:t>miRNet</w:t>
+            </w:r>
+            <w:proofErr w:type="spellEnd"/>
+            <w:r>
+              <w:t xml:space="preserve"> </w:t>
+            </w:r>
+          </w:p>
+          <w:p>
+            <w:pPr>
+              <w:pStyle w:val="ListParagraph"/>
+              <w:ind w:left="1440"/>
+            </w:pPr>
+            <w:r>
+              <w:t xml:space="preserve">OR </w:t>
+            </w:r>
+          </w:p>
+          <w:p>
+            <w:pPr>
+              <w:pStyle w:val="ListParagraph"/>
+              <w:numPr>
+                <w:ilvl w:val="1"/>
+                <w:numId w:val="3"/>
+              </w:numPr>
+            </w:pPr>
+            <w:r>
+              <w:t>Target genes from ‘</w:t>
+            </w:r>
+            <w:proofErr w:type="spellStart"/>
+            <w:r>
+              <w:t>get_</w:t>
+            </w:r>
+            <w:proofErr w:type="gramStart"/>
+            <w:r>
+              <w:t>multimir</w:t>
+            </w:r>
+            <w:proofErr w:type="spellEnd"/>
+            <w:r>
+              <w:t>(</w:t>
+            </w:r>
+            <w:proofErr w:type="gramEnd"/>
+            <w:r>
+              <w:t>)’</w:t>
+            </w:r>
+          </w:p>
+          <w:p>
+            <w:pPr>
+              <w:pStyle w:val="ListParagraph"/>
+              <w:numPr>
+                <w:ilvl w:val="2"/>
+                <w:numId w:val="3"/>
+              </w:numPr>
+            </w:pPr>
+            <w:r>
+              <w:t>Per-miRNA enrichment</w:t>
+            </w:r>
+          </w:p>
+        </w:tc>
+      </w:tr>
+      <w:tr>
+        <w:tc>
+          <w:tcPr>
+            <w:tcW w:w="1129" w:type="dxa"/>
+          </w:tcPr>
+          <w:p>
+            <w:r>
+              <w:t>Part 2</w:t>
+            </w:r>
+          </w:p>
+        </w:tc>
+        <w:tc>
+          <w:tcPr>
+            <w:tcW w:w="7887" w:type="dxa"/>
+          </w:tcPr>
+          <w:p>
+            <w:pPr>
+              <w:pStyle w:val="ListParagraph"/>
+              <w:numPr>
+                <w:ilvl w:val="0"/>
+                <w:numId w:val="3"/>
+              </w:numPr>
+            </w:pPr>
+            <w:r>
+              <w:t>Direct</w:t>
+            </w:r>
+          </w:p>
+          <w:p>
+            <w:pPr>
+              <w:pStyle w:val="ListParagraph"/>
+              <w:numPr>
+                <w:ilvl w:val="1"/>
+                <w:numId w:val="3"/>
+              </w:numPr>
+            </w:pPr>
+            <w:r>
+              <w:t xml:space="preserve">ORA from </w:t>
+            </w:r>
+            <w:proofErr w:type="spellStart"/>
+            <w:r>
+              <w:t>miEAA</w:t>
+            </w:r>
+            <w:proofErr w:type="spellEnd"/>
+          </w:p>
+          <w:p>
+            <w:pPr>
+              <w:pStyle w:val="ListParagraph"/>
+              <w:numPr>
+                <w:ilvl w:val="1"/>
+                <w:numId w:val="3"/>
+              </w:numPr>
+            </w:pPr>
+            <w:r>
+              <w:t xml:space="preserve">(G)SEA from </w:t>
+            </w:r>
+            <w:proofErr w:type="spellStart"/>
+            <w:r>
+              <w:t>miEAA</w:t>
+            </w:r>
+            <w:proofErr w:type="spellEnd"/>
+          </w:p>
+        </w:tc>
+      </w:tr>
+      <w:tr>
+        <w:tc>
+          <w:tcPr>
+            <w:tcW w:w="1129" w:type="dxa"/>
+          </w:tcPr>
+          <w:p>
+            <w:r>
+              <w:t>Part 3</w:t>
+            </w:r>
+          </w:p>
+        </w:tc>
+        <w:tc>
+          <w:tcPr>
+            <w:tcW w:w="7887" w:type="dxa"/>
+          </w:tcPr>
+          <w:p>
+            <w:pPr>
+              <w:pStyle w:val="ListParagraph"/>
+              <w:numPr>
+                <w:ilvl w:val="0"/>
+                <w:numId w:val="3"/>
+              </w:numPr>
+            </w:pPr>
+            <w:r>
+              <w:t>Software</w:t>
+            </w:r>
+          </w:p>
+          <w:p>
+            <w:pPr>
+              <w:pStyle w:val="ListParagraph"/>
+              <w:numPr>
+                <w:ilvl w:val="1"/>
+                <w:numId w:val="3"/>
+              </w:numPr>
+            </w:pPr>
+            <w:r>
+              <w:t>Qiagen</w:t>
+            </w:r>
+          </w:p>
+        </w:tc>
+      </w:tr>
+    </w:tbl>
+    <w:p/>
+    <w:p>
+      <w:pPr>
+        <w:pStyle w:val="ListParagraph"/>
+        <w:numPr>
+          <w:ilvl w:val="1"/>
+          <w:numId w:val="3"/>
+        </w:numPr>
+      </w:pPr>
+      <w:r>
+        <w:t>Can compare databases</w:t>
+      </w:r>
+    </w:p>
+    <w:p>
+      <w:pPr>
+        <w:pStyle w:val="ListParagraph"/>
+        <w:numPr>
+          <w:ilvl w:val="1"/>
+          <w:numId w:val="3"/>
+        </w:numPr>
+      </w:pPr>
+      <w:r>
+        <w:t xml:space="preserve">Can compare target genes validated through different methods (this is part of </w:t>
+      </w:r>
+      <w:proofErr w:type="spellStart"/>
+      <w:r>
+        <w:t>get_</w:t>
+      </w:r>
+      <w:proofErr w:type="gramStart"/>
+      <w:r>
+        <w:t>multimir</w:t>
+      </w:r>
+      <w:proofErr w:type="spellEnd"/>
+      <w:r>
+        <w:t>(</w:t>
+      </w:r>
+      <w:proofErr w:type="gramEnd"/>
+      <w:r>
+        <w:t>) command).</w:t>
+      </w:r>
+    </w:p>
+    <w:p>
+      <w:pPr>
+        <w:pStyle w:val="ListParagraph"/>
+        <w:numPr>
+          <w:ilvl w:val="1"/>
+          <w:numId w:val="3"/>
+        </w:numPr>
+      </w:pPr>
+      <w:r>
+        <w:t>Can test for top 10 instead of all 25</w:t>
+      </w:r>
+    </w:p>
+    <w:p>
+      <w:pPr>
+        <w:pStyle w:val="ListParagraph"/>
+        <w:numPr>
+          <w:ilvl w:val="1"/>
+          <w:numId w:val="3"/>
+        </w:numPr>
+      </w:pPr>
+      <w:r>
+        <w:t>Can test for only miRNAs that seem interesting/related</w:t>
+      </w:r>
+    </w:p>
+    <w:p>
+      <w:pPr>
+        <w:pStyle w:val="ListParagraph"/>
+        <w:numPr>
+          <w:ilvl w:val="1"/>
+          <w:numId w:val="3"/>
+        </w:numPr>
+      </w:pPr>
+      <w:r>
+        <w:lastRenderedPageBreak/>
         <w:t>Can show only enriched elements that are common between databases (and the opposite?)</w:t>
       </w:r>
     </w:p>
@@ -843,7 +1307,7 @@
   <w:abstractNum w:abstractNumId="4" w15:restartNumberingAfterBreak="0">
     <w:nsid w:val="6E2E29D1"/>
     <w:multiLevelType w:val="hybridMultilevel"/>
-    <w:tmpl w:val="FDB6EB50"/>
+    <w:tmpl w:val="205A6B9E"/>
     <w:lvl w:ilvl="0" w:tplc="08090001">
       <w:start w:val="1"/>
       <w:numFmt w:val="bullet"/>
@@ -1515,7 +1979,6 @@
     <w:next w:val="Normal"/>
     <w:link w:val="Heading2Char"/>
     <w:uiPriority w:val="9"/>
-    <w:semiHidden/>
     <w:unhideWhenUsed/>
     <w:qFormat/>
     <w:rsid w:val="00970B83"/>
@@ -1732,7 +2195,6 @@
     <w:basedOn w:val="DefaultParagraphFont"/>
     <w:link w:val="Heading2"/>
     <w:uiPriority w:val="9"/>
-    <w:semiHidden/>
     <w:rsid w:val="00970B83"/>
     <w:rPr>
       <w:rFonts w:asciiTheme="majorHAnsi" w:eastAsiaTheme="majorEastAsia" w:hAnsiTheme="majorHAnsi" w:cstheme="majorBidi"/>

--- a/write_up/drafts/project_plan/project_plan_draft.docx
+++ b/write_up/drafts/project_plan/project_plan_draft.docx
@@ -21,10 +21,7 @@
         <w:pStyle w:val="Subtitle"/>
       </w:pPr>
       <w:r>
-        <w:t>Proposed plan – 22.06.2026</w:t>
-      </w:r>
-      <w:r>
-        <w:t xml:space="preserve"> – Present</w:t>
+        <w:t>Proposed plan – 22.06.2026 – Present</w:t>
       </w:r>
     </w:p>
     <w:p>
@@ -32,10 +29,7 @@
         <w:pStyle w:val="Heading1"/>
       </w:pPr>
       <w:r>
-        <w:t xml:space="preserve">Part 1 – </w:t>
-      </w:r>
-      <w:r>
-        <w:t>Method development</w:t>
+        <w:t>Part 1 – Method development</w:t>
       </w:r>
     </w:p>
     <w:p>
@@ -79,10 +73,7 @@
         <w:pStyle w:val="Heading2"/>
       </w:pPr>
       <w:r>
-        <w:t>Functional Enrichment</w:t>
-      </w:r>
-      <w:r>
-        <w:t xml:space="preserve"> </w:t>
+        <w:t xml:space="preserve">Functional Enrichment </w:t>
       </w:r>
     </w:p>
     <w:p>
@@ -388,16 +379,7 @@
         <w:pStyle w:val="Heading1"/>
       </w:pPr>
       <w:r>
-        <w:t xml:space="preserve">Part </w:t>
-      </w:r>
-      <w:r>
-        <w:t>2</w:t>
-      </w:r>
-      <w:r>
-        <w:t xml:space="preserve"> – </w:t>
-      </w:r>
-      <w:r>
-        <w:t>Final analysis</w:t>
+        <w:t>Part 2 – Final analysis</w:t>
       </w:r>
     </w:p>
     <w:p>
@@ -429,7 +411,13 @@
         </w:numPr>
       </w:pPr>
       <w:r>
-        <w:t xml:space="preserve">Can’t perform ORA so just need to google whether the two DE miRNAs are involved in </w:t>
+        <w:t>Can’t perform ORA so just need to google</w:t>
+      </w:r>
+      <w:r>
+        <w:t>/qiagen</w:t>
+      </w:r>
+      <w:r>
+        <w:t xml:space="preserve"> whether the two DE miRNAs are involved in </w:t>
       </w:r>
       <w:r>
         <w:rPr>
@@ -438,6 +426,75 @@
           <w:lang w:eastAsia="en-GB"/>
         </w:rPr>
         <w:t>immune and inflammatory pathways relevant to airway biology.</w:t>
+      </w:r>
+    </w:p>
+    <w:p>
+      <w:pPr>
+        <w:pStyle w:val="ListParagraph"/>
+        <w:numPr>
+          <w:ilvl w:val="1"/>
+          <w:numId w:val="3"/>
+        </w:numPr>
+      </w:pPr>
+      <w:r>
+        <w:rPr>
+          <w:rFonts w:ascii="Calibri" w:eastAsia="Times New Roman" w:hAnsi="Calibri" w:cs="Calibri"/>
+          <w:color w:val="000000"/>
+          <w:lang w:eastAsia="en-GB"/>
+        </w:rPr>
+        <w:lastRenderedPageBreak/>
+        <w:t xml:space="preserve">If there is overlap of miRNAs across conditions then this could be good e.g., </w:t>
+      </w:r>
+      <w:r>
+        <w:rPr>
+          <w:rFonts w:ascii="Calibri" w:eastAsia="Times New Roman" w:hAnsi="Calibri" w:cs="Calibri"/>
+          <w:color w:val="000000"/>
+          <w:lang w:eastAsia="en-GB"/>
+        </w:rPr>
+        <w:t>hsa-miR-92a-3p</w:t>
+      </w:r>
+      <w:r>
+        <w:rPr>
+          <w:rFonts w:ascii="Calibri" w:eastAsia="Times New Roman" w:hAnsi="Calibri" w:cs="Calibri"/>
+          <w:color w:val="000000"/>
+          <w:lang w:eastAsia="en-GB"/>
+        </w:rPr>
+        <w:t xml:space="preserve"> appears in both der p1 and can f 1</w:t>
+      </w:r>
+    </w:p>
+    <w:p>
+      <w:pPr>
+        <w:pStyle w:val="ListParagraph"/>
+        <w:numPr>
+          <w:ilvl w:val="1"/>
+          <w:numId w:val="3"/>
+        </w:numPr>
+      </w:pPr>
+      <w:r>
+        <w:rPr>
+          <w:rFonts w:ascii="Calibri" w:eastAsia="Times New Roman" w:hAnsi="Calibri" w:cs="Calibri"/>
+          <w:color w:val="000000"/>
+          <w:lang w:eastAsia="en-GB"/>
+        </w:rPr>
+        <w:t xml:space="preserve">If there is overlap in target genes or target pathways, this could be good (if there are multiple sig </w:t>
+      </w:r>
+      <w:proofErr w:type="spellStart"/>
+      <w:r>
+        <w:rPr>
+          <w:rFonts w:ascii="Calibri" w:eastAsia="Times New Roman" w:hAnsi="Calibri" w:cs="Calibri"/>
+          <w:color w:val="000000"/>
+          <w:lang w:eastAsia="en-GB"/>
+        </w:rPr>
+        <w:t>mirnas</w:t>
+      </w:r>
+      <w:proofErr w:type="spellEnd"/>
+      <w:r>
+        <w:rPr>
+          <w:rFonts w:ascii="Calibri" w:eastAsia="Times New Roman" w:hAnsi="Calibri" w:cs="Calibri"/>
+          <w:color w:val="000000"/>
+          <w:lang w:eastAsia="en-GB"/>
+        </w:rPr>
+        <w:t xml:space="preserve"> in the same condition or across conditions)</w:t>
       </w:r>
     </w:p>
     <w:p/>
@@ -797,6 +854,7 @@
         </w:numPr>
       </w:pPr>
       <w:r>
+        <w:lastRenderedPageBreak/>
         <w:t>Can compare databases</w:t>
       </w:r>
     </w:p>
@@ -861,7 +919,6 @@
         </w:numPr>
       </w:pPr>
       <w:r>
-        <w:lastRenderedPageBreak/>
         <w:t>Can show only enriched elements that are common between databases (and the opposite?)</w:t>
       </w:r>
     </w:p>

--- a/write_up/drafts/project_plan/project_plan_draft.docx
+++ b/write_up/drafts/project_plan/project_plan_draft.docx
@@ -25,6 +25,11 @@
       </w:r>
     </w:p>
     <w:p>
+      <w:r>
+        <w:t>[from meeting with HJ – bunch DE analysis together then FE analysis. Otherwise it breaks up the logical flow of the paper]</w:t>
+      </w:r>
+    </w:p>
+    <w:p>
       <w:pPr>
         <w:pStyle w:val="Heading1"/>
       </w:pPr>
@@ -39,6 +44,11 @@
       <w:r>
         <w:t>.</w:t>
       </w:r>
+    </w:p>
+    <w:p>
+      <w:pPr>
+        <w:pStyle w:val="Heading2"/>
+      </w:pPr>
     </w:p>
     <w:p>
       <w:pPr>
@@ -67,6 +77,11 @@
       <w:r>
         <w:t>.</w:t>
       </w:r>
+    </w:p>
+    <w:p>
+      <w:pPr>
+        <w:pStyle w:val="Heading2"/>
+      </w:pPr>
     </w:p>
     <w:p>
       <w:pPr>
@@ -295,13 +310,44 @@
     <w:p>
       <w:pPr>
         <w:pStyle w:val="ListParagraph"/>
+      </w:pPr>
+    </w:p>
+    <w:p/>
+    <w:p>
+      <w:pPr>
+        <w:pStyle w:val="Heading1"/>
+      </w:pPr>
+      <w:r>
+        <w:t xml:space="preserve">Part 2 – </w:t>
+      </w:r>
+      <w:r>
+        <w:t>Novel</w:t>
+      </w:r>
+      <w:r>
+        <w:t xml:space="preserve"> analysis</w:t>
+      </w:r>
+    </w:p>
+    <w:p>
+      <w:r>
+        <w:t>Performed on 02_HDM_Dog</w:t>
+      </w:r>
+      <w:r>
+        <w:t>.</w:t>
+      </w:r>
+    </w:p>
+    <w:p>
+      <w:pPr>
+        <w:pStyle w:val="ListParagraph"/>
         <w:numPr>
-          <w:ilvl w:val="1"/>
+          <w:ilvl w:val="0"/>
           <w:numId w:val="3"/>
         </w:numPr>
       </w:pPr>
       <w:r>
-        <w:t>Can compare databases</w:t>
+        <w:t xml:space="preserve">Can’t perform ORA </w:t>
+      </w:r>
+      <w:r>
+        <w:t>on two DE miRNAs, therefore:</w:t>
       </w:r>
     </w:p>
     <w:p>
@@ -313,23 +359,13 @@
         </w:numPr>
       </w:pPr>
       <w:r>
-        <w:t xml:space="preserve">Can compare target genes validated through different methods (this is part of </w:t>
-      </w:r>
-      <w:proofErr w:type="spellStart"/>
-      <w:r>
-        <w:t>get_</w:t>
-      </w:r>
-      <w:proofErr w:type="gramStart"/>
-      <w:r>
-        <w:t>multimir</w:t>
-      </w:r>
-      <w:proofErr w:type="spellEnd"/>
-      <w:r>
-        <w:t>(</w:t>
-      </w:r>
-      <w:proofErr w:type="gramEnd"/>
-      <w:r>
-        <w:t>) command).</w:t>
+        <w:t>Manually research relevance to airway inflammation (</w:t>
+      </w:r>
+      <w:r>
+        <w:t>google/</w:t>
+      </w:r>
+      <w:r>
+        <w:t>Qiagen)</w:t>
       </w:r>
     </w:p>
     <w:p>
@@ -341,83 +377,19 @@
         </w:numPr>
       </w:pPr>
       <w:r>
-        <w:t>Can test for top 10 instead of all 25</w:t>
+        <w:t>Look for overlaps between conditions</w:t>
       </w:r>
     </w:p>
     <w:p>
       <w:pPr>
         <w:pStyle w:val="ListParagraph"/>
         <w:numPr>
-          <w:ilvl w:val="1"/>
+          <w:ilvl w:val="2"/>
           <w:numId w:val="3"/>
         </w:numPr>
       </w:pPr>
       <w:r>
-        <w:t>Can test for only miRNAs that seem interesting/related</w:t>
-      </w:r>
-    </w:p>
-    <w:p>
-      <w:pPr>
-        <w:pStyle w:val="ListParagraph"/>
-        <w:numPr>
-          <w:ilvl w:val="1"/>
-          <w:numId w:val="3"/>
-        </w:numPr>
-      </w:pPr>
-      <w:r>
-        <w:t>Can show only enriched elements that are common between databases (and the opposite?)</w:t>
-      </w:r>
-    </w:p>
-    <w:p>
-      <w:pPr>
-        <w:pStyle w:val="ListParagraph"/>
-      </w:pPr>
-    </w:p>
-    <w:p/>
-    <w:p>
-      <w:pPr>
-        <w:pStyle w:val="Heading1"/>
-      </w:pPr>
-      <w:r>
-        <w:t>Part 2 – Final analysis</w:t>
-      </w:r>
-    </w:p>
-    <w:p>
-      <w:r>
-        <w:t>Performed on 02_HDM_Dog</w:t>
-      </w:r>
-      <w:r>
-        <w:t>.</w:t>
-      </w:r>
-    </w:p>
-    <w:p>
-      <w:pPr>
-        <w:pStyle w:val="ListParagraph"/>
-        <w:numPr>
-          <w:ilvl w:val="0"/>
-          <w:numId w:val="3"/>
-        </w:numPr>
-      </w:pPr>
-      <w:r>
-        <w:t>Outputs novel result for Will’s Calu-3 cancer cell line.</w:t>
-      </w:r>
-    </w:p>
-    <w:p>
-      <w:pPr>
-        <w:pStyle w:val="ListParagraph"/>
-        <w:numPr>
-          <w:ilvl w:val="0"/>
-          <w:numId w:val="3"/>
-        </w:numPr>
-      </w:pPr>
-      <w:r>
-        <w:t>Can’t perform ORA so just need to google</w:t>
-      </w:r>
-      <w:r>
-        <w:t>/qiagen</w:t>
-      </w:r>
-      <w:r>
-        <w:t xml:space="preserve"> whether the two DE miRNAs are involved in </w:t>
+        <w:t>DE miRNA</w:t>
       </w:r>
       <w:r>
         <w:rPr>
@@ -425,25 +397,15 @@
           <w:color w:val="000000"/>
           <w:lang w:eastAsia="en-GB"/>
         </w:rPr>
-        <w:t>immune and inflammatory pathways relevant to airway biology.</w:t>
-      </w:r>
-    </w:p>
-    <w:p>
-      <w:pPr>
-        <w:pStyle w:val="ListParagraph"/>
-        <w:numPr>
-          <w:ilvl w:val="1"/>
-          <w:numId w:val="3"/>
-        </w:numPr>
-      </w:pPr>
+        <w:t xml:space="preserve"> </w:t>
+      </w:r>
       <w:r>
         <w:rPr>
           <w:rFonts w:ascii="Calibri" w:eastAsia="Times New Roman" w:hAnsi="Calibri" w:cs="Calibri"/>
           <w:color w:val="000000"/>
           <w:lang w:eastAsia="en-GB"/>
         </w:rPr>
-        <w:lastRenderedPageBreak/>
-        <w:t xml:space="preserve">If there is overlap of miRNAs across conditions then this could be good e.g., </w:t>
+        <w:t>(</w:t>
       </w:r>
       <w:r>
         <w:rPr>
@@ -459,43 +421,59 @@
           <w:color w:val="000000"/>
           <w:lang w:eastAsia="en-GB"/>
         </w:rPr>
-        <w:t xml:space="preserve"> appears in both der p1 and can f 1</w:t>
-      </w:r>
-    </w:p>
-    <w:p>
-      <w:pPr>
-        <w:pStyle w:val="ListParagraph"/>
-        <w:numPr>
-          <w:ilvl w:val="1"/>
-          <w:numId w:val="3"/>
-        </w:numPr>
-      </w:pPr>
+        <w:t xml:space="preserve"> </w:t>
+      </w:r>
       <w:r>
         <w:rPr>
           <w:rFonts w:ascii="Calibri" w:eastAsia="Times New Roman" w:hAnsi="Calibri" w:cs="Calibri"/>
           <w:color w:val="000000"/>
           <w:lang w:eastAsia="en-GB"/>
         </w:rPr>
-        <w:t xml:space="preserve">If there is overlap in target genes or target pathways, this could be good (if there are multiple sig </w:t>
-      </w:r>
-      <w:proofErr w:type="spellStart"/>
+        <w:t>appears in both der p1 and can f 1</w:t>
+      </w:r>
       <w:r>
         <w:rPr>
           <w:rFonts w:ascii="Calibri" w:eastAsia="Times New Roman" w:hAnsi="Calibri" w:cs="Calibri"/>
           <w:color w:val="000000"/>
           <w:lang w:eastAsia="en-GB"/>
         </w:rPr>
-        <w:t>mirnas</w:t>
+        <w:t>)</w:t>
+      </w:r>
+    </w:p>
+    <w:p>
+      <w:pPr>
+        <w:pStyle w:val="ListParagraph"/>
+        <w:numPr>
+          <w:ilvl w:val="2"/>
+          <w:numId w:val="3"/>
+        </w:numPr>
+      </w:pPr>
+      <w:r>
+        <w:lastRenderedPageBreak/>
+        <w:t>Target genes</w:t>
+      </w:r>
+    </w:p>
+    <w:p>
+      <w:pPr>
+        <w:pStyle w:val="ListParagraph"/>
+        <w:numPr>
+          <w:ilvl w:val="2"/>
+          <w:numId w:val="3"/>
+        </w:numPr>
+      </w:pPr>
+      <w:r>
+        <w:t xml:space="preserve">Pathways </w:t>
+      </w:r>
+    </w:p>
+    <w:p>
+      <w:r>
+        <w:t xml:space="preserve">Do all de then all </w:t>
+      </w:r>
+      <w:proofErr w:type="spellStart"/>
+      <w:r>
+        <w:t>fe</w:t>
       </w:r>
       <w:proofErr w:type="spellEnd"/>
-      <w:r>
-        <w:rPr>
-          <w:rFonts w:ascii="Calibri" w:eastAsia="Times New Roman" w:hAnsi="Calibri" w:cs="Calibri"/>
-          <w:color w:val="000000"/>
-          <w:lang w:eastAsia="en-GB"/>
-        </w:rPr>
-        <w:t xml:space="preserve"> in the same condition or across conditions)</w:t>
-      </w:r>
     </w:p>
     <w:p/>
     <w:p/>
@@ -854,7 +832,6 @@
         </w:numPr>
       </w:pPr>
       <w:r>
-        <w:lastRenderedPageBreak/>
         <w:t>Can compare databases</w:t>
       </w:r>
     </w:p>
@@ -867,6 +844,7 @@
         </w:numPr>
       </w:pPr>
       <w:r>
+        <w:lastRenderedPageBreak/>
         <w:t xml:space="preserve">Can compare target genes validated through different methods (this is part of </w:t>
       </w:r>
       <w:proofErr w:type="spellStart"/>
